--- a/docs/review/export/サイト総合評価レポート_2026-07-30.docx
+++ b/docs/review/export/サイト総合評価レポート_2026-07-30.docx
@@ -1142,9 +1142,9 @@
         </w:tblBorders>
       </w:tblPr>
       <w:tblGrid>
-        <w:gridCol w:w="3614"/>
+        <w:gridCol w:w="4409"/>
         <w:gridCol w:w="1600"/>
-        <w:gridCol w:w="4424"/>
+        <w:gridCol w:w="3629"/>
       </w:tblGrid>
       <w:tr>
         <w:trPr>
@@ -1152,7 +1152,7 @@
         </w:trPr>
         <w:tc>
           <w:tcPr>
-            <w:tcW w:type="dxa" w:w="3614"/>
+            <w:tcW w:type="dxa" w:w="4409"/>
             <w:shd w:fill="E8E8E8" w:val="clear"/>
             <w:tcMar>
               <w:top w:type="dxa" w:w="80"/>
@@ -1210,7 +1210,7 @@
         </w:tc>
         <w:tc>
           <w:tcPr>
-            <w:tcW w:type="dxa" w:w="4424"/>
+            <w:tcW w:type="dxa" w:w="3629"/>
             <w:shd w:fill="E8E8E8" w:val="clear"/>
             <w:tcMar>
               <w:top w:type="dxa" w:w="80"/>
@@ -1244,7 +1244,7 @@
         </w:trPr>
         <w:tc>
           <w:tcPr>
-            <w:tcW w:type="dxa" w:w="3614"/>
+            <w:tcW w:type="dxa" w:w="4409"/>
             <w:tcMar>
               <w:top w:type="dxa" w:w="80"/>
               <w:left w:type="dxa" w:w="120"/>
@@ -1322,7 +1322,7 @@
         </w:tc>
         <w:tc>
           <w:tcPr>
-            <w:tcW w:type="dxa" w:w="4424"/>
+            <w:tcW w:type="dxa" w:w="3629"/>
             <w:tcMar>
               <w:top w:type="dxa" w:w="80"/>
               <w:left w:type="dxa" w:w="120"/>
@@ -1377,7 +1377,7 @@
         </w:trPr>
         <w:tc>
           <w:tcPr>
-            <w:tcW w:type="dxa" w:w="3614"/>
+            <w:tcW w:type="dxa" w:w="4409"/>
             <w:tcMar>
               <w:top w:type="dxa" w:w="80"/>
               <w:left w:type="dxa" w:w="120"/>
@@ -1444,7 +1444,7 @@
         </w:tc>
         <w:tc>
           <w:tcPr>
-            <w:tcW w:type="dxa" w:w="4424"/>
+            <w:tcW w:type="dxa" w:w="3629"/>
             <w:tcMar>
               <w:top w:type="dxa" w:w="80"/>
               <w:left w:type="dxa" w:w="120"/>
@@ -1477,7 +1477,7 @@
         </w:trPr>
         <w:tc>
           <w:tcPr>
-            <w:tcW w:type="dxa" w:w="3614"/>
+            <w:tcW w:type="dxa" w:w="4409"/>
             <w:tcMar>
               <w:top w:type="dxa" w:w="80"/>
               <w:left w:type="dxa" w:w="120"/>
@@ -1510,18 +1510,41 @@
                 <w:sz w:val="18"/>
                 <w:szCs w:val="18"/>
               </w:rPr>
-              <w:t xml:space="preserve">WeChatのQRコード画像を送る</w:t>
-            </w:r>
-            <w:r>
-              <w:rPr>
-                <w:rFonts w:ascii="MS Mincho" w:cs="MS Mincho" w:eastAsia="MS Mincho" w:hAnsi="MS Mincho"/>
-                <w:b w:val="false"/>
-                <w:bCs w:val="false"/>
-                <w:color w:val="000000"/>
-                <w:sz w:val="18"/>
-                <w:szCs w:val="18"/>
-              </w:rPr>
-              <w:t xml:space="preserve">（2分）</w:t>
+              <w:t xml:space="preserve">検索できる「微信号」を設定する</w:t>
+            </w:r>
+            <w:r>
+              <w:rPr>
+                <w:rFonts w:ascii="MS Mincho" w:cs="MS Mincho" w:eastAsia="MS Mincho" w:hAnsi="MS Mincho"/>
+                <w:b w:val="false"/>
+                <w:bCs w:val="false"/>
+                <w:color w:val="000000"/>
+                <w:sz w:val="18"/>
+                <w:szCs w:val="18"/>
+              </w:rPr>
+              <w:t xml:space="preserve">（5分・</w:t>
+            </w:r>
+            <w:r>
+              <w:rPr>
+                <w:rFonts w:ascii="Consolas" w:cs="Consolas" w:eastAsia="Consolas" w:hAnsi="Consolas"/>
+                <w:b w:val="false"/>
+                <w:bCs w:val="false"/>
+                <w:color w:val="000000"/>
+                <w:sz w:val="18"/>
+                <w:szCs w:val="18"/>
+                <w:shd w:fill="F0F0F0" w:val="clear"/>
+              </w:rPr>
+              <w:t xml:space="preserve">wechat-qr-guide.md</w:t>
+            </w:r>
+            <w:r>
+              <w:rPr>
+                <w:rFonts w:ascii="MS Mincho" w:cs="MS Mincho" w:eastAsia="MS Mincho" w:hAnsi="MS Mincho"/>
+                <w:b w:val="false"/>
+                <w:bCs w:val="false"/>
+                <w:color w:val="000000"/>
+                <w:sz w:val="18"/>
+                <w:szCs w:val="18"/>
+              </w:rPr>
+              <w:t xml:space="preserve">）</w:t>
             </w:r>
           </w:p>
         </w:tc>
@@ -1555,29 +1578,40 @@
         </w:tc>
         <w:tc>
           <w:tcPr>
-            <w:tcW w:type="dxa" w:w="4424"/>
-            <w:tcMar>
-              <w:top w:type="dxa" w:w="80"/>
-              <w:left w:type="dxa" w:w="120"/>
-              <w:bottom w:type="dxa" w:w="80"/>
-              <w:right w:type="dxa" w:w="120"/>
-            </w:tcMar>
-            <w:vAlign w:val="center"/>
-          </w:tcPr>
-          <w:p>
-            <w:pPr>
-              <w:spacing w:after="0" w:line="260" w:lineRule="auto"/>
-            </w:pPr>
-            <w:r>
-              <w:rPr>
-                <w:rFonts w:ascii="MS Mincho" w:cs="MS Mincho" w:eastAsia="MS Mincho" w:hAnsi="MS Mincho"/>
-                <w:b w:val="false"/>
-                <w:bCs w:val="false"/>
-                <w:color w:val="000000"/>
-                <w:sz w:val="18"/>
-                <w:szCs w:val="18"/>
-              </w:rPr>
-              <w:t xml:space="preserve">会員がサポート窓口に辿りつけません</w:t>
+            <w:tcW w:type="dxa" w:w="3629"/>
+            <w:tcMar>
+              <w:top w:type="dxa" w:w="80"/>
+              <w:left w:type="dxa" w:w="120"/>
+              <w:bottom w:type="dxa" w:w="80"/>
+              <w:right w:type="dxa" w:w="120"/>
+            </w:tcMar>
+            <w:vAlign w:val="center"/>
+          </w:tcPr>
+          <w:p>
+            <w:pPr>
+              <w:spacing w:after="0" w:line="260" w:lineRule="auto"/>
+            </w:pPr>
+            <w:r>
+              <w:rPr>
+                <w:rFonts w:ascii="MS Mincho" w:cs="MS Mincho" w:eastAsia="MS Mincho" w:hAnsi="MS Mincho"/>
+                <w:b w:val="false"/>
+                <w:bCs w:val="false"/>
+                <w:color w:val="000000"/>
+                <w:sz w:val="18"/>
+                <w:szCs w:val="18"/>
+              </w:rPr>
+              <w:t xml:space="preserve">会員がIDで窓口を探せません。※</w:t>
+            </w:r>
+            <w:r>
+              <w:rPr>
+                <w:rFonts w:ascii="MS Mincho" w:cs="MS Mincho" w:eastAsia="MS Mincho" w:hAnsi="MS Mincho"/>
+                <w:b/>
+                <w:bCs/>
+                <w:color w:val="000000"/>
+                <w:sz w:val="18"/>
+                <w:szCs w:val="18"/>
+              </w:rPr>
+              <w:t xml:space="preserve">QR画像は7/31に受領・掲載済み</w:t>
             </w:r>
           </w:p>
         </w:tc>
@@ -1588,7 +1622,7 @@
         </w:trPr>
         <w:tc>
           <w:tcPr>
-            <w:tcW w:type="dxa" w:w="3614"/>
+            <w:tcW w:type="dxa" w:w="4409"/>
             <w:tcMar>
               <w:top w:type="dxa" w:w="80"/>
               <w:left w:type="dxa" w:w="120"/>
@@ -1666,7 +1700,7 @@
         </w:tc>
         <w:tc>
           <w:tcPr>
-            <w:tcW w:type="dxa" w:w="4424"/>
+            <w:tcW w:type="dxa" w:w="3629"/>
             <w:tcMar>
               <w:top w:type="dxa" w:w="80"/>
               <w:left w:type="dxa" w:w="120"/>
@@ -1743,30 +1777,75 @@
         </w:trPr>
         <w:tc>
           <w:tcPr>
-            <w:tcW w:type="dxa" w:w="3614"/>
-            <w:tcMar>
-              <w:top w:type="dxa" w:w="80"/>
-              <w:left w:type="dxa" w:w="120"/>
-              <w:bottom w:type="dxa" w:w="80"/>
-              <w:right w:type="dxa" w:w="120"/>
-            </w:tcMar>
-            <w:vAlign w:val="center"/>
-          </w:tcPr>
-          <w:p>
-            <w:pPr>
-              <w:spacing w:after="0" w:line="260" w:lineRule="auto"/>
-            </w:pPr>
-            <w:r>
-              <w:rPr>
-                <w:rFonts w:ascii="MS Mincho" w:cs="MS Mincho" w:eastAsia="MS Mincho" w:hAnsi="MS Mincho"/>
-                <w:b w:val="false"/>
-                <w:bCs w:val="false"/>
-                <w:color w:val="000000"/>
-                <w:sz w:val="18"/>
-                <w:szCs w:val="18"/>
-              </w:rPr>
-              <w:t xml:space="preserve">🔴 </w:t>
-            </w:r>
+            <w:tcW w:type="dxa" w:w="4409"/>
+            <w:tcMar>
+              <w:top w:type="dxa" w:w="80"/>
+              <w:left w:type="dxa" w:w="120"/>
+              <w:bottom w:type="dxa" w:w="80"/>
+              <w:right w:type="dxa" w:w="120"/>
+            </w:tcMar>
+            <w:vAlign w:val="center"/>
+          </w:tcPr>
+          <w:p>
+            <w:pPr>
+              <w:spacing w:after="0" w:line="260" w:lineRule="auto"/>
+            </w:pPr>
+            <w:r>
+              <w:rPr>
+                <w:rFonts w:ascii="MS Mincho" w:cs="MS Mincho" w:eastAsia="MS Mincho" w:hAnsi="MS Mincho"/>
+                <w:b w:val="false"/>
+                <w:bCs w:val="false"/>
+                <w:color w:val="000000"/>
+                <w:sz w:val="18"/>
+                <w:szCs w:val="18"/>
+              </w:rPr>
+              <w:t xml:space="preserve">✅ ~~中国在住の方に接続してもらう~~</w:t>
+            </w:r>
+          </w:p>
+        </w:tc>
+        <w:tc>
+          <w:tcPr>
+            <w:tcW w:type="dxa" w:w="1600"/>
+            <w:tcMar>
+              <w:top w:type="dxa" w:w="80"/>
+              <w:left w:type="dxa" w:w="120"/>
+              <w:bottom w:type="dxa" w:w="80"/>
+              <w:right w:type="dxa" w:w="120"/>
+            </w:tcMar>
+            <w:vAlign w:val="center"/>
+          </w:tcPr>
+          <w:p>
+            <w:pPr>
+              <w:spacing w:after="0" w:line="260" w:lineRule="auto"/>
+            </w:pPr>
+            <w:r>
+              <w:rPr>
+                <w:rFonts w:ascii="MS Mincho" w:cs="MS Mincho" w:eastAsia="MS Mincho" w:hAnsi="MS Mincho"/>
+                <w:b w:val="false"/>
+                <w:bCs w:val="false"/>
+                <w:color w:val="000000"/>
+                <w:sz w:val="18"/>
+                <w:szCs w:val="18"/>
+              </w:rPr>
+              <w:t xml:space="preserve">~~8/8~~</w:t>
+            </w:r>
+          </w:p>
+        </w:tc>
+        <w:tc>
+          <w:tcPr>
+            <w:tcW w:type="dxa" w:w="3629"/>
+            <w:tcMar>
+              <w:top w:type="dxa" w:w="80"/>
+              <w:left w:type="dxa" w:w="120"/>
+              <w:bottom w:type="dxa" w:w="80"/>
+              <w:right w:type="dxa" w:w="120"/>
+            </w:tcMar>
+            <w:vAlign w:val="center"/>
+          </w:tcPr>
+          <w:p>
+            <w:pPr>
+              <w:spacing w:after="0" w:line="260" w:lineRule="auto"/>
+            </w:pPr>
             <w:r>
               <w:rPr>
                 <w:rFonts w:ascii="MS Mincho" w:cs="MS Mincho" w:eastAsia="MS Mincho" w:hAnsi="MS Mincho"/>
@@ -1776,74 +1855,18 @@
                 <w:sz w:val="18"/>
                 <w:szCs w:val="18"/>
               </w:rPr>
-              <w:t xml:space="preserve">中国在住の方に接続してもらう</w:t>
-            </w:r>
-          </w:p>
-        </w:tc>
-        <w:tc>
-          <w:tcPr>
-            <w:tcW w:type="dxa" w:w="1600"/>
-            <w:tcMar>
-              <w:top w:type="dxa" w:w="80"/>
-              <w:left w:type="dxa" w:w="120"/>
-              <w:bottom w:type="dxa" w:w="80"/>
-              <w:right w:type="dxa" w:w="120"/>
-            </w:tcMar>
-            <w:vAlign w:val="center"/>
-          </w:tcPr>
-          <w:p>
-            <w:pPr>
-              <w:spacing w:after="0" w:line="260" w:lineRule="auto"/>
-            </w:pPr>
-            <w:r>
-              <w:rPr>
-                <w:rFonts w:ascii="MS Mincho" w:cs="MS Mincho" w:eastAsia="MS Mincho" w:hAnsi="MS Mincho"/>
-                <w:b w:val="false"/>
-                <w:bCs w:val="false"/>
-                <w:color w:val="000000"/>
-                <w:sz w:val="18"/>
-                <w:szCs w:val="18"/>
-              </w:rPr>
-              <w:t xml:space="preserve">8/8</w:t>
-            </w:r>
-          </w:p>
-        </w:tc>
-        <w:tc>
-          <w:tcPr>
-            <w:tcW w:type="dxa" w:w="4424"/>
-            <w:tcMar>
-              <w:top w:type="dxa" w:w="80"/>
-              <w:left w:type="dxa" w:w="120"/>
-              <w:bottom w:type="dxa" w:w="80"/>
-              <w:right w:type="dxa" w:w="120"/>
-            </w:tcMar>
-            <w:vAlign w:val="center"/>
-          </w:tcPr>
-          <w:p>
-            <w:pPr>
-              <w:spacing w:after="0" w:line="260" w:lineRule="auto"/>
-            </w:pPr>
-            <w:r>
-              <w:rPr>
-                <w:rFonts w:ascii="MS Mincho" w:cs="MS Mincho" w:eastAsia="MS Mincho" w:hAnsi="MS Mincho"/>
-                <w:b w:val="false"/>
-                <w:bCs w:val="false"/>
-                <w:color w:val="000000"/>
-                <w:sz w:val="18"/>
-                <w:szCs w:val="18"/>
-              </w:rPr>
-              <w:t xml:space="preserve">中国から繋がらないサイトを公開することになります。</w:t>
-            </w:r>
-            <w:r>
-              <w:rPr>
-                <w:rFonts w:ascii="MS Mincho" w:cs="MS Mincho" w:eastAsia="MS Mincho" w:hAnsi="MS Mincho"/>
-                <w:b/>
-                <w:bCs/>
-                <w:color w:val="000000"/>
-                <w:sz w:val="18"/>
-                <w:szCs w:val="18"/>
-              </w:rPr>
-              <w:t xml:space="preserve">日本からは確認できません</w:t>
+              <w:t xml:space="preserve">7/31 完了</w:t>
+            </w:r>
+            <w:r>
+              <w:rPr>
+                <w:rFonts w:ascii="MS Mincho" w:cs="MS Mincho" w:eastAsia="MS Mincho" w:hAnsi="MS Mincho"/>
+                <w:b w:val="false"/>
+                <w:bCs w:val="false"/>
+                <w:color w:val="000000"/>
+                <w:sz w:val="18"/>
+                <w:szCs w:val="18"/>
+              </w:rPr>
+              <w:t xml:space="preserve">（十分な速度で表示されることを確認）</w:t>
             </w:r>
           </w:p>
         </w:tc>
@@ -1854,7 +1877,7 @@
         </w:trPr>
         <w:tc>
           <w:tcPr>
-            <w:tcW w:type="dxa" w:w="3614"/>
+            <w:tcW w:type="dxa" w:w="4409"/>
             <w:tcMar>
               <w:top w:type="dxa" w:w="80"/>
               <w:left w:type="dxa" w:w="120"/>
@@ -1910,7 +1933,7 @@
         </w:tc>
         <w:tc>
           <w:tcPr>
-            <w:tcW w:type="dxa" w:w="4424"/>
+            <w:tcW w:type="dxa" w:w="3629"/>
             <w:tcMar>
               <w:top w:type="dxa" w:w="80"/>
               <w:left w:type="dxa" w:w="120"/>
@@ -1943,7 +1966,7 @@
         </w:trPr>
         <w:tc>
           <w:tcPr>
-            <w:tcW w:type="dxa" w:w="3614"/>
+            <w:tcW w:type="dxa" w:w="4409"/>
             <w:tcMar>
               <w:top w:type="dxa" w:w="80"/>
               <w:left w:type="dxa" w:w="120"/>
@@ -2021,7 +2044,7 @@
         </w:tc>
         <w:tc>
           <w:tcPr>
-            <w:tcW w:type="dxa" w:w="4424"/>
+            <w:tcW w:type="dxa" w:w="3629"/>
             <w:tcMar>
               <w:top w:type="dxa" w:w="80"/>
               <w:left w:type="dxa" w:w="120"/>
@@ -2270,7 +2293,7 @@
           <w:sz w:val="21"/>
           <w:szCs w:val="21"/>
         </w:rPr>
-        <w:t xml:space="preserve">[ ] 中国在住の方が </w:t>
+        <w:t xml:space="preserve">[x] ~~中国在住の方が </w:t>
       </w:r>
       <w:r>
         <w:rPr>
@@ -2293,7 +2316,18 @@
           <w:sz w:val="21"/>
           <w:szCs w:val="21"/>
         </w:rPr>
-        <w:t xml:space="preserve"> を開けた（4G/5G と Wi-Fi の両方）</w:t>
+        <w:t xml:space="preserve"> を開けた~~ ✅ </w:t>
+      </w:r>
+      <w:r>
+        <w:rPr>
+          <w:rFonts w:ascii="MS Mincho" w:cs="MS Mincho" w:eastAsia="MS Mincho" w:hAnsi="MS Mincho"/>
+          <w:b/>
+          <w:bCs/>
+          <w:color w:val="000000"/>
+          <w:sz w:val="21"/>
+          <w:szCs w:val="21"/>
+        </w:rPr>
+        <w:t xml:space="preserve">7/31 完了</w:t>
       </w:r>
     </w:p>
     <w:p>
@@ -2315,7 +2349,7 @@
           <w:sz w:val="21"/>
           <w:szCs w:val="21"/>
         </w:rPr>
-        <w:t xml:space="preserve">[ ] テスト応募をして、</w:t>
+        <w:t xml:space="preserve">[ ] </w:t>
       </w:r>
       <w:r>
         <w:rPr>
@@ -2326,7 +2360,41 @@
           <w:sz w:val="21"/>
           <w:szCs w:val="21"/>
         </w:rPr>
-        <w:t xml:space="preserve">管理画面に応募が増え、通知メールが届いた</w:t>
+        <w:t xml:space="preserve">QRを別端末で読み取り、「友だちに追加」の画面が出た</w:t>
+      </w:r>
+      <w:r>
+        <w:rPr>
+          <w:rFonts w:ascii="MS Mincho" w:cs="MS Mincho" w:eastAsia="MS Mincho" w:hAnsi="MS Mincho"/>
+          <w:b w:val="false"/>
+          <w:bCs w:val="false"/>
+          <w:color w:val="000000"/>
+          <w:sz w:val="21"/>
+          <w:szCs w:val="21"/>
+        </w:rPr>
+        <w:t xml:space="preserve">（</w:t>
+      </w:r>
+      <w:r>
+        <w:rPr>
+          <w:rFonts w:ascii="Consolas" w:cs="Consolas" w:eastAsia="Consolas" w:hAnsi="Consolas"/>
+          <w:b w:val="false"/>
+          <w:bCs w:val="false"/>
+          <w:color w:val="000000"/>
+          <w:sz w:val="18"/>
+          <w:szCs w:val="18"/>
+          <w:shd w:fill="F0F0F0" w:val="clear"/>
+        </w:rPr>
+        <w:t xml:space="preserve">wechat-qr-guide.md</w:t>
+      </w:r>
+      <w:r>
+        <w:rPr>
+          <w:rFonts w:ascii="MS Mincho" w:cs="MS Mincho" w:eastAsia="MS Mincho" w:hAnsi="MS Mincho"/>
+          <w:b w:val="false"/>
+          <w:bCs w:val="false"/>
+          <w:color w:val="000000"/>
+          <w:sz w:val="21"/>
+          <w:szCs w:val="21"/>
+        </w:rPr>
+        <w:t xml:space="preserve"> ③）</w:t>
       </w:r>
     </w:p>
     <w:p>
@@ -2348,7 +2416,18 @@
           <w:sz w:val="21"/>
           <w:szCs w:val="21"/>
         </w:rPr>
-        <w:t xml:space="preserve">[ ] Vercel を Pro にした</w:t>
+        <w:t xml:space="preserve">[ ] テスト応募をして、</w:t>
+      </w:r>
+      <w:r>
+        <w:rPr>
+          <w:rFonts w:ascii="MS Mincho" w:cs="MS Mincho" w:eastAsia="MS Mincho" w:hAnsi="MS Mincho"/>
+          <w:b/>
+          <w:bCs/>
+          <w:color w:val="000000"/>
+          <w:sz w:val="21"/>
+          <w:szCs w:val="21"/>
+        </w:rPr>
+        <w:t xml:space="preserve">管理画面に応募が増え、通知メールが届いた</w:t>
       </w:r>
     </w:p>
     <w:p>
@@ -2370,252 +2449,7 @@
           <w:sz w:val="21"/>
           <w:szCs w:val="21"/>
         </w:rPr>
-        <w:t xml:space="preserve">[ ] 今回のPR（#54〜#56）をマージし、本番で確認した</w:t>
-      </w:r>
-    </w:p>
-    <w:p>
-      <w:pPr>
-        <w:pStyle w:val="Heading3"/>
-        <w:keepNext/>
-        <w:spacing w:after="120" w:before="260"/>
-      </w:pPr>
-      <w:r>
-        <w:rPr>
-          <w:rFonts w:ascii="MS Gothic" w:cs="MS Gothic" w:eastAsia="MS Gothic" w:hAnsi="MS Gothic"/>
-          <w:b/>
-          <w:bCs/>
-          <w:color w:val="000000"/>
-          <w:sz w:val="22"/>
-          <w:szCs w:val="22"/>
-        </w:rPr>
-        <w:t xml:space="preserve">⚠️ いちばん心配していること</w:t>
-      </w:r>
-    </w:p>
-    <w:p>
-      <w:pPr>
-        <w:spacing w:after="120" w:line="300" w:lineRule="auto"/>
-        <w:jc w:val="both"/>
-      </w:pPr>
-      <w:r>
-        <w:rPr>
-          <w:rFonts w:ascii="MS Mincho" w:cs="MS Mincho" w:eastAsia="MS Mincho" w:hAnsi="MS Mincho"/>
-          <w:b/>
-          <w:bCs/>
-          <w:color w:val="000000"/>
-          <w:sz w:val="21"/>
-          <w:szCs w:val="21"/>
-        </w:rPr>
-        <w:t xml:space="preserve">「求職にかかる費用は0円」と大きく訴えているのに、載っている求人が数件しかない</w:t>
-      </w:r>
-      <w:r>
-        <w:rPr>
-          <w:rFonts w:ascii="MS Mincho" w:cs="MS Mincho" w:eastAsia="MS Mincho" w:hAnsi="MS Mincho"/>
-          <w:b w:val="false"/>
-          <w:bCs w:val="false"/>
-          <w:color w:val="000000"/>
-          <w:sz w:val="21"/>
-          <w:szCs w:val="21"/>
-        </w:rPr>
-        <w:t xml:space="preserve"> — これが最悪の状態です。今回の不具合修正がすべて成功しても、求人が無ければ人は集まりませんし、一度がっかりした方は戻ってきません。</w:t>
-      </w:r>
-    </w:p>
-    <w:p>
-      <w:pPr>
-        <w:spacing w:after="120" w:line="300" w:lineRule="auto"/>
-        <w:jc w:val="both"/>
-      </w:pPr>
-      <w:r>
-        <w:rPr>
-          <w:rFonts w:ascii="MS Mincho" w:cs="MS Mincho" w:eastAsia="MS Mincho" w:hAnsi="MS Mincho"/>
-          <w:b/>
-          <w:bCs/>
-          <w:color w:val="000000"/>
-          <w:sz w:val="21"/>
-          <w:szCs w:val="21"/>
-        </w:rPr>
-        <w:t xml:space="preserve">求人が揃わないなら、公開日を遅らせるほうが事業としては安全です。</w:t>
-      </w:r>
-      <w:r>
-        <w:rPr>
-          <w:rFonts w:ascii="MS Mincho" w:cs="MS Mincho" w:eastAsia="MS Mincho" w:hAnsi="MS Mincho"/>
-          <w:b w:val="false"/>
-          <w:bCs w:val="false"/>
-          <w:color w:val="000000"/>
-          <w:sz w:val="21"/>
-          <w:szCs w:val="21"/>
-        </w:rPr>
-        <w:t xml:space="preserve"> これはオーナーの判断ですが、判断できるよう数字だけは早めに把握してください。</w:t>
-      </w:r>
-    </w:p>
-    <w:p>
-      <w:pPr>
-        <w:pBdr>
-          <w:bottom w:val="single" w:color="CCCCCC" w:sz="6" w:space="2"/>
-        </w:pBdr>
-        <w:spacing w:after="200" w:before="120"/>
-      </w:pPr>
-      <w:r>
-        <w:rPr>
-          <w:sz w:val="2"/>
-          <w:szCs w:val="2"/>
-        </w:rPr>
-        <w:t xml:space="preserve"/>
-      </w:r>
-    </w:p>
-    <w:p>
-      <w:pPr>
-        <w:pStyle w:val="Heading2"/>
-        <w:keepNext/>
-        <w:pBdr>
-          <w:bottom w:val="single" w:color="C0392B" w:sz="8" w:space="4"/>
-        </w:pBdr>
-        <w:spacing w:after="140" w:before="360"/>
-      </w:pPr>
-      <w:r>
-        <w:rPr>
-          <w:rFonts w:ascii="MS Gothic" w:cs="MS Gothic" w:eastAsia="MS Gothic" w:hAnsi="MS Gothic"/>
-          <w:b/>
-          <w:bCs/>
-          <w:color w:val="000000"/>
-          <w:sz w:val="24"/>
-          <w:szCs w:val="24"/>
-        </w:rPr>
-        <w:t xml:space="preserve">3. いま利用者に起きていること（今回直したもの）</w:t>
-      </w:r>
-    </w:p>
-    <w:p>
-      <w:pPr>
-        <w:spacing w:after="120" w:line="300" w:lineRule="auto"/>
-        <w:jc w:val="both"/>
-      </w:pPr>
-      <w:r>
-        <w:rPr>
-          <w:rFonts w:ascii="MS Mincho" w:cs="MS Mincho" w:eastAsia="MS Mincho" w:hAnsi="MS Mincho"/>
-          <w:b w:val="false"/>
-          <w:bCs w:val="false"/>
-          <w:color w:val="000000"/>
-          <w:sz w:val="21"/>
-          <w:szCs w:val="21"/>
-        </w:rPr>
-        <w:t xml:space="preserve">技術的な分類ではなく、</w:t>
-      </w:r>
-      <w:r>
-        <w:rPr>
-          <w:rFonts w:ascii="MS Mincho" w:cs="MS Mincho" w:eastAsia="MS Mincho" w:hAnsi="MS Mincho"/>
-          <w:b/>
-          <w:bCs/>
-          <w:color w:val="000000"/>
-          <w:sz w:val="21"/>
-          <w:szCs w:val="21"/>
-        </w:rPr>
-        <w:t xml:space="preserve">利用者に何が起きるか</w:t>
-      </w:r>
-      <w:r>
-        <w:rPr>
-          <w:rFonts w:ascii="MS Mincho" w:cs="MS Mincho" w:eastAsia="MS Mincho" w:hAnsi="MS Mincho"/>
-          <w:b w:val="false"/>
-          <w:bCs w:val="false"/>
-          <w:color w:val="000000"/>
-          <w:sz w:val="21"/>
-          <w:szCs w:val="21"/>
-        </w:rPr>
-        <w:t xml:space="preserve">で並べています。</w:t>
-      </w:r>
-    </w:p>
-    <w:p>
-      <w:pPr>
-        <w:pStyle w:val="Heading3"/>
-        <w:keepNext/>
-        <w:spacing w:after="120" w:before="260"/>
-      </w:pPr>
-      <w:r>
-        <w:rPr>
-          <w:rFonts w:ascii="MS Gothic" w:cs="MS Gothic" w:eastAsia="MS Gothic" w:hAnsi="MS Gothic"/>
-          <w:b/>
-          <w:bCs/>
-          <w:color w:val="000000"/>
-          <w:sz w:val="22"/>
-          <w:szCs w:val="22"/>
-        </w:rPr>
-        <w:t xml:space="preserve">🔴 ① 応募したのに、応募が消える（最も重大）</w:t>
-      </w:r>
-    </w:p>
-    <w:p>
-      <w:pPr>
-        <w:spacing w:after="120" w:line="300" w:lineRule="auto"/>
-        <w:jc w:val="both"/>
-      </w:pPr>
-      <w:r>
-        <w:rPr>
-          <w:rFonts w:ascii="MS Mincho" w:cs="MS Mincho" w:eastAsia="MS Mincho" w:hAnsi="MS Mincho"/>
-          <w:b/>
-          <w:bCs/>
-          <w:color w:val="000000"/>
-          <w:sz w:val="21"/>
-          <w:szCs w:val="21"/>
-        </w:rPr>
-        <w:t xml:space="preserve">症状</w:t>
-      </w:r>
-      <w:r>
-        <w:rPr>
-          <w:rFonts w:ascii="MS Mincho" w:cs="MS Mincho" w:eastAsia="MS Mincho" w:hAnsi="MS Mincho"/>
-          <w:b w:val="false"/>
-          <w:bCs w:val="false"/>
-          <w:color w:val="000000"/>
-          <w:sz w:val="21"/>
-          <w:szCs w:val="21"/>
-        </w:rPr>
-        <w:t xml:space="preserve">: 通信が切れたとき・ログインの期限が切れたときなどに、応募が保存されていないのに </w:t>
-      </w:r>
-      <w:r>
-        <w:rPr>
-          <w:rFonts w:ascii="MS Mincho" w:cs="MS Mincho" w:eastAsia="MS Mincho" w:hAnsi="MS Mincho"/>
-          <w:b/>
-          <w:bCs/>
-          <w:color w:val="000000"/>
-          <w:sz w:val="21"/>
-          <w:szCs w:val="21"/>
-        </w:rPr>
-        <w:t xml:space="preserve">「応募を受け付けました」と表示</w:t>
-      </w:r>
-      <w:r>
-        <w:rPr>
-          <w:rFonts w:ascii="MS Mincho" w:cs="MS Mincho" w:eastAsia="MS Mincho" w:hAnsi="MS Mincho"/>
-          <w:b w:val="false"/>
-          <w:bCs w:val="false"/>
-          <w:color w:val="000000"/>
-          <w:sz w:val="21"/>
-          <w:szCs w:val="21"/>
-        </w:rPr>
-        <w:t xml:space="preserve">されていました。</w:t>
-      </w:r>
-    </w:p>
-    <w:p>
-      <w:pPr>
-        <w:spacing w:after="120" w:line="300" w:lineRule="auto"/>
-        <w:jc w:val="both"/>
-      </w:pPr>
-      <w:r>
-        <w:rPr>
-          <w:rFonts w:ascii="MS Mincho" w:cs="MS Mincho" w:eastAsia="MS Mincho" w:hAnsi="MS Mincho"/>
-          <w:b/>
-          <w:bCs/>
-          <w:color w:val="000000"/>
-          <w:sz w:val="21"/>
-          <w:szCs w:val="21"/>
-        </w:rPr>
-        <w:t xml:space="preserve">なぜ危ないか</w:t>
-      </w:r>
-      <w:r>
-        <w:rPr>
-          <w:rFonts w:ascii="MS Mincho" w:cs="MS Mincho" w:eastAsia="MS Mincho" w:hAnsi="MS Mincho"/>
-          <w:b w:val="false"/>
-          <w:bCs w:val="false"/>
-          <w:color w:val="000000"/>
-          <w:sz w:val="21"/>
-          <w:szCs w:val="21"/>
-        </w:rPr>
-        <w:t xml:space="preserve">:</w:t>
+        <w:t xml:space="preserve">[ ] Vercel を Pro にした</w:t>
       </w:r>
     </w:p>
     <w:p>
@@ -2637,7 +2471,252 @@
           <w:sz w:val="21"/>
           <w:szCs w:val="21"/>
         </w:rPr>
-        <w:t xml:space="preserve">求職者は「応募した」と信じて、連絡を待ち続けます</w:t>
+        <w:t xml:space="preserve">[ ] 今回のPR（#54〜#56）をマージし、本番で確認した</w:t>
+      </w:r>
+    </w:p>
+    <w:p>
+      <w:pPr>
+        <w:pStyle w:val="Heading3"/>
+        <w:keepNext/>
+        <w:spacing w:after="120" w:before="260"/>
+      </w:pPr>
+      <w:r>
+        <w:rPr>
+          <w:rFonts w:ascii="MS Gothic" w:cs="MS Gothic" w:eastAsia="MS Gothic" w:hAnsi="MS Gothic"/>
+          <w:b/>
+          <w:bCs/>
+          <w:color w:val="000000"/>
+          <w:sz w:val="22"/>
+          <w:szCs w:val="22"/>
+        </w:rPr>
+        <w:t xml:space="preserve">⚠️ いちばん心配していること</w:t>
+      </w:r>
+    </w:p>
+    <w:p>
+      <w:pPr>
+        <w:spacing w:after="120" w:line="300" w:lineRule="auto"/>
+        <w:jc w:val="both"/>
+      </w:pPr>
+      <w:r>
+        <w:rPr>
+          <w:rFonts w:ascii="MS Mincho" w:cs="MS Mincho" w:eastAsia="MS Mincho" w:hAnsi="MS Mincho"/>
+          <w:b/>
+          <w:bCs/>
+          <w:color w:val="000000"/>
+          <w:sz w:val="21"/>
+          <w:szCs w:val="21"/>
+        </w:rPr>
+        <w:t xml:space="preserve">「求職にかかる費用は0円」と大きく訴えているのに、載っている求人が数件しかない</w:t>
+      </w:r>
+      <w:r>
+        <w:rPr>
+          <w:rFonts w:ascii="MS Mincho" w:cs="MS Mincho" w:eastAsia="MS Mincho" w:hAnsi="MS Mincho"/>
+          <w:b w:val="false"/>
+          <w:bCs w:val="false"/>
+          <w:color w:val="000000"/>
+          <w:sz w:val="21"/>
+          <w:szCs w:val="21"/>
+        </w:rPr>
+        <w:t xml:space="preserve"> — これが最悪の状態です。今回の不具合修正がすべて成功しても、求人が無ければ人は集まりませんし、一度がっかりした方は戻ってきません。</w:t>
+      </w:r>
+    </w:p>
+    <w:p>
+      <w:pPr>
+        <w:spacing w:after="120" w:line="300" w:lineRule="auto"/>
+        <w:jc w:val="both"/>
+      </w:pPr>
+      <w:r>
+        <w:rPr>
+          <w:rFonts w:ascii="MS Mincho" w:cs="MS Mincho" w:eastAsia="MS Mincho" w:hAnsi="MS Mincho"/>
+          <w:b/>
+          <w:bCs/>
+          <w:color w:val="000000"/>
+          <w:sz w:val="21"/>
+          <w:szCs w:val="21"/>
+        </w:rPr>
+        <w:t xml:space="preserve">求人が揃わないなら、公開日を遅らせるほうが事業としては安全です。</w:t>
+      </w:r>
+      <w:r>
+        <w:rPr>
+          <w:rFonts w:ascii="MS Mincho" w:cs="MS Mincho" w:eastAsia="MS Mincho" w:hAnsi="MS Mincho"/>
+          <w:b w:val="false"/>
+          <w:bCs w:val="false"/>
+          <w:color w:val="000000"/>
+          <w:sz w:val="21"/>
+          <w:szCs w:val="21"/>
+        </w:rPr>
+        <w:t xml:space="preserve"> これはオーナーの判断ですが、判断できるよう数字だけは早めに把握してください。</w:t>
+      </w:r>
+    </w:p>
+    <w:p>
+      <w:pPr>
+        <w:pBdr>
+          <w:bottom w:val="single" w:color="CCCCCC" w:sz="6" w:space="2"/>
+        </w:pBdr>
+        <w:spacing w:after="200" w:before="120"/>
+      </w:pPr>
+      <w:r>
+        <w:rPr>
+          <w:sz w:val="2"/>
+          <w:szCs w:val="2"/>
+        </w:rPr>
+        <w:t xml:space="preserve"/>
+      </w:r>
+    </w:p>
+    <w:p>
+      <w:pPr>
+        <w:pStyle w:val="Heading2"/>
+        <w:keepNext/>
+        <w:pBdr>
+          <w:bottom w:val="single" w:color="C0392B" w:sz="8" w:space="4"/>
+        </w:pBdr>
+        <w:spacing w:after="140" w:before="360"/>
+      </w:pPr>
+      <w:r>
+        <w:rPr>
+          <w:rFonts w:ascii="MS Gothic" w:cs="MS Gothic" w:eastAsia="MS Gothic" w:hAnsi="MS Gothic"/>
+          <w:b/>
+          <w:bCs/>
+          <w:color w:val="000000"/>
+          <w:sz w:val="24"/>
+          <w:szCs w:val="24"/>
+        </w:rPr>
+        <w:t xml:space="preserve">3. いま利用者に起きていること（今回直したもの）</w:t>
+      </w:r>
+    </w:p>
+    <w:p>
+      <w:pPr>
+        <w:spacing w:after="120" w:line="300" w:lineRule="auto"/>
+        <w:jc w:val="both"/>
+      </w:pPr>
+      <w:r>
+        <w:rPr>
+          <w:rFonts w:ascii="MS Mincho" w:cs="MS Mincho" w:eastAsia="MS Mincho" w:hAnsi="MS Mincho"/>
+          <w:b w:val="false"/>
+          <w:bCs w:val="false"/>
+          <w:color w:val="000000"/>
+          <w:sz w:val="21"/>
+          <w:szCs w:val="21"/>
+        </w:rPr>
+        <w:t xml:space="preserve">技術的な分類ではなく、</w:t>
+      </w:r>
+      <w:r>
+        <w:rPr>
+          <w:rFonts w:ascii="MS Mincho" w:cs="MS Mincho" w:eastAsia="MS Mincho" w:hAnsi="MS Mincho"/>
+          <w:b/>
+          <w:bCs/>
+          <w:color w:val="000000"/>
+          <w:sz w:val="21"/>
+          <w:szCs w:val="21"/>
+        </w:rPr>
+        <w:t xml:space="preserve">利用者に何が起きるか</w:t>
+      </w:r>
+      <w:r>
+        <w:rPr>
+          <w:rFonts w:ascii="MS Mincho" w:cs="MS Mincho" w:eastAsia="MS Mincho" w:hAnsi="MS Mincho"/>
+          <w:b w:val="false"/>
+          <w:bCs w:val="false"/>
+          <w:color w:val="000000"/>
+          <w:sz w:val="21"/>
+          <w:szCs w:val="21"/>
+        </w:rPr>
+        <w:t xml:space="preserve">で並べています。</w:t>
+      </w:r>
+    </w:p>
+    <w:p>
+      <w:pPr>
+        <w:pStyle w:val="Heading3"/>
+        <w:keepNext/>
+        <w:spacing w:after="120" w:before="260"/>
+      </w:pPr>
+      <w:r>
+        <w:rPr>
+          <w:rFonts w:ascii="MS Gothic" w:cs="MS Gothic" w:eastAsia="MS Gothic" w:hAnsi="MS Gothic"/>
+          <w:b/>
+          <w:bCs/>
+          <w:color w:val="000000"/>
+          <w:sz w:val="22"/>
+          <w:szCs w:val="22"/>
+        </w:rPr>
+        <w:t xml:space="preserve">🔴 ① 応募したのに、応募が消える（最も重大）</w:t>
+      </w:r>
+    </w:p>
+    <w:p>
+      <w:pPr>
+        <w:spacing w:after="120" w:line="300" w:lineRule="auto"/>
+        <w:jc w:val="both"/>
+      </w:pPr>
+      <w:r>
+        <w:rPr>
+          <w:rFonts w:ascii="MS Mincho" w:cs="MS Mincho" w:eastAsia="MS Mincho" w:hAnsi="MS Mincho"/>
+          <w:b/>
+          <w:bCs/>
+          <w:color w:val="000000"/>
+          <w:sz w:val="21"/>
+          <w:szCs w:val="21"/>
+        </w:rPr>
+        <w:t xml:space="preserve">症状</w:t>
+      </w:r>
+      <w:r>
+        <w:rPr>
+          <w:rFonts w:ascii="MS Mincho" w:cs="MS Mincho" w:eastAsia="MS Mincho" w:hAnsi="MS Mincho"/>
+          <w:b w:val="false"/>
+          <w:bCs w:val="false"/>
+          <w:color w:val="000000"/>
+          <w:sz w:val="21"/>
+          <w:szCs w:val="21"/>
+        </w:rPr>
+        <w:t xml:space="preserve">: 通信が切れたとき・ログインの期限が切れたときなどに、応募が保存されていないのに </w:t>
+      </w:r>
+      <w:r>
+        <w:rPr>
+          <w:rFonts w:ascii="MS Mincho" w:cs="MS Mincho" w:eastAsia="MS Mincho" w:hAnsi="MS Mincho"/>
+          <w:b/>
+          <w:bCs/>
+          <w:color w:val="000000"/>
+          <w:sz w:val="21"/>
+          <w:szCs w:val="21"/>
+        </w:rPr>
+        <w:t xml:space="preserve">「応募を受け付けました」と表示</w:t>
+      </w:r>
+      <w:r>
+        <w:rPr>
+          <w:rFonts w:ascii="MS Mincho" w:cs="MS Mincho" w:eastAsia="MS Mincho" w:hAnsi="MS Mincho"/>
+          <w:b w:val="false"/>
+          <w:bCs w:val="false"/>
+          <w:color w:val="000000"/>
+          <w:sz w:val="21"/>
+          <w:szCs w:val="21"/>
+        </w:rPr>
+        <w:t xml:space="preserve">されていました。</w:t>
+      </w:r>
+    </w:p>
+    <w:p>
+      <w:pPr>
+        <w:spacing w:after="120" w:line="300" w:lineRule="auto"/>
+        <w:jc w:val="both"/>
+      </w:pPr>
+      <w:r>
+        <w:rPr>
+          <w:rFonts w:ascii="MS Mincho" w:cs="MS Mincho" w:eastAsia="MS Mincho" w:hAnsi="MS Mincho"/>
+          <w:b/>
+          <w:bCs/>
+          <w:color w:val="000000"/>
+          <w:sz w:val="21"/>
+          <w:szCs w:val="21"/>
+        </w:rPr>
+        <w:t xml:space="preserve">なぜ危ないか</w:t>
+      </w:r>
+      <w:r>
+        <w:rPr>
+          <w:rFonts w:ascii="MS Mincho" w:cs="MS Mincho" w:eastAsia="MS Mincho" w:hAnsi="MS Mincho"/>
+          <w:b w:val="false"/>
+          <w:bCs w:val="false"/>
+          <w:color w:val="000000"/>
+          <w:sz w:val="21"/>
+          <w:szCs w:val="21"/>
+        </w:rPr>
+        <w:t xml:space="preserve">:</w:t>
       </w:r>
     </w:p>
     <w:p>
@@ -2659,18 +2738,7 @@
           <w:sz w:val="21"/>
           <w:szCs w:val="21"/>
         </w:rPr>
-        <w:t xml:space="preserve">データベースに応募は無く、</w:t>
-      </w:r>
-      <w:r>
-        <w:rPr>
-          <w:rFonts w:ascii="MS Mincho" w:cs="MS Mincho" w:eastAsia="MS Mincho" w:hAnsi="MS Mincho"/>
-          <w:b/>
-          <w:bCs/>
-          <w:color w:val="000000"/>
-          <w:sz w:val="21"/>
-          <w:szCs w:val="21"/>
-        </w:rPr>
-        <w:t xml:space="preserve">スタッフへの通知メールも飛びません</w:t>
+        <w:t xml:space="preserve">求職者は「応募した」と信じて、連絡を待ち続けます</w:t>
       </w:r>
     </w:p>
     <w:p>
@@ -2686,6 +2754,39 @@
       <w:r>
         <w:rPr>
           <w:rFonts w:ascii="MS Mincho" w:cs="MS Mincho" w:eastAsia="MS Mincho" w:hAnsi="MS Mincho"/>
+          <w:b w:val="false"/>
+          <w:bCs w:val="false"/>
+          <w:color w:val="000000"/>
+          <w:sz w:val="21"/>
+          <w:szCs w:val="21"/>
+        </w:rPr>
+        <w:t xml:space="preserve">データベースに応募は無く、</w:t>
+      </w:r>
+      <w:r>
+        <w:rPr>
+          <w:rFonts w:ascii="MS Mincho" w:cs="MS Mincho" w:eastAsia="MS Mincho" w:hAnsi="MS Mincho"/>
+          <w:b/>
+          <w:bCs/>
+          <w:color w:val="000000"/>
+          <w:sz w:val="21"/>
+          <w:szCs w:val="21"/>
+        </w:rPr>
+        <w:t xml:space="preserve">スタッフへの通知メールも飛びません</w:t>
+      </w:r>
+    </w:p>
+    <w:p>
+      <w:pPr>
+        <w:pStyle w:val="ListParagraph"/>
+        <w:numPr>
+          <w:ilvl w:val="0"/>
+          <w:numId w:val="2"/>
+        </w:numPr>
+        <w:spacing w:after="80" w:line="290" w:lineRule="auto"/>
+        <w:jc w:val="both"/>
+      </w:pPr>
+      <w:r>
+        <w:rPr>
+          <w:rFonts w:ascii="MS Mincho" w:cs="MS Mincho" w:eastAsia="MS Mincho" w:hAnsi="MS Mincho"/>
           <w:b/>
           <w:bCs/>
           <w:color w:val="000000"/>
@@ -3063,7 +3164,7 @@
           <w:sz w:val="22"/>
           <w:szCs w:val="22"/>
         </w:rPr>
-        <w:t xml:space="preserve">🔴 ④ WeChatのQRコードが読み取れない</w:t>
+        <w:t xml:space="preserve">🔴 ④ WeChatの窓口が、QR・IDとも実物ではなかった</w:t>
       </w:r>
     </w:p>
     <w:p>
@@ -3074,655 +3175,24 @@
       <w:r>
         <w:rPr>
           <w:rFonts w:ascii="MS Mincho" w:cs="MS Mincho" w:eastAsia="MS Mincho" w:hAnsi="MS Mincho"/>
-          <w:b w:val="false"/>
-          <w:bCs w:val="false"/>
-          <w:color w:val="000000"/>
-          <w:sz w:val="21"/>
-          <w:szCs w:val="21"/>
-        </w:rPr>
-        <w:t xml:space="preserve">表示していたQRは、</w:t>
-      </w:r>
-      <w:r>
-        <w:rPr>
-          <w:rFonts w:ascii="MS Mincho" w:cs="MS Mincho" w:eastAsia="MS Mincho" w:hAnsi="MS Mincho"/>
           <w:b/>
           <w:bCs/>
           <w:color w:val="000000"/>
           <w:sz w:val="21"/>
           <w:szCs w:val="21"/>
         </w:rPr>
-        <w:t xml:space="preserve">四角い点をランダムに散らしただけの図形</w:t>
-      </w:r>
-      <w:r>
-        <w:rPr>
-          <w:rFonts w:ascii="MS Mincho" w:cs="MS Mincho" w:eastAsia="MS Mincho" w:hAnsi="MS Mincho"/>
-          <w:b w:val="false"/>
-          <w:bCs w:val="false"/>
-          <w:color w:val="000000"/>
-          <w:sz w:val="21"/>
-          <w:szCs w:val="21"/>
-        </w:rPr>
-        <w:t xml:space="preserve">でした（開発中の仮置き）。中国の利用者にとって、壊れたQRは</w:t>
-      </w:r>
-      <w:r>
-        <w:rPr>
-          <w:rFonts w:ascii="MS Mincho" w:cs="MS Mincho" w:eastAsia="MS Mincho" w:hAnsi="MS Mincho"/>
-          <w:b/>
-          <w:bCs/>
-          <w:color w:val="000000"/>
-          <w:sz w:val="21"/>
-          <w:szCs w:val="21"/>
-        </w:rPr>
-        <w:t xml:space="preserve">悪質な業者のサイトに見える強いサイン</w:t>
-      </w:r>
-      <w:r>
-        <w:rPr>
-          <w:rFonts w:ascii="MS Mincho" w:cs="MS Mincho" w:eastAsia="MS Mincho" w:hAnsi="MS Mincho"/>
-          <w:b w:val="false"/>
-          <w:bCs w:val="false"/>
-          <w:color w:val="000000"/>
-          <w:sz w:val="21"/>
-          <w:szCs w:val="21"/>
-        </w:rPr>
-        <w:t xml:space="preserve">です。</w:t>
-      </w:r>
-    </w:p>
-    <w:p>
-      <w:pPr>
-        <w:spacing w:after="120" w:line="300" w:lineRule="auto"/>
-        <w:jc w:val="both"/>
-      </w:pPr>
-      <w:r>
-        <w:rPr>
-          <w:rFonts w:ascii="MS Mincho" w:cs="MS Mincho" w:eastAsia="MS Mincho" w:hAnsi="MS Mincho"/>
-          <w:b w:val="false"/>
-          <w:bCs w:val="false"/>
-          <w:color w:val="000000"/>
-          <w:sz w:val="21"/>
-          <w:szCs w:val="21"/>
-        </w:rPr>
-        <w:t xml:space="preserve">調べたところ </w:t>
-      </w:r>
-      <w:r>
-        <w:rPr>
-          <w:rFonts w:ascii="MS Mincho" w:cs="MS Mincho" w:eastAsia="MS Mincho" w:hAnsi="MS Mincho"/>
-          <w:b/>
-          <w:bCs/>
-          <w:color w:val="000000"/>
-          <w:sz w:val="21"/>
-          <w:szCs w:val="21"/>
-        </w:rPr>
-        <w:t xml:space="preserve">WeChatの友だち追加QRは、IDから計算で作ることができません</w:t>
-      </w:r>
-      <w:r>
-        <w:rPr>
-          <w:rFonts w:ascii="MS Mincho" w:cs="MS Mincho" w:eastAsia="MS Mincho" w:hAnsi="MS Mincho"/>
-          <w:b w:val="false"/>
-          <w:bCs w:val="false"/>
-          <w:color w:val="000000"/>
-          <w:sz w:val="21"/>
-          <w:szCs w:val="21"/>
-        </w:rPr>
-        <w:t xml:space="preserve">（アカウント固有のデータを持つため）。そこでダミーを削除し、IDのコピーと検索手順の案内に置き換えました。</w:t>
-      </w:r>
-      <w:r>
-        <w:rPr>
-          <w:rFonts w:ascii="MS Mincho" w:cs="MS Mincho" w:eastAsia="MS Mincho" w:hAnsi="MS Mincho"/>
-          <w:b/>
-          <w:bCs/>
-          <w:color w:val="000000"/>
-          <w:sz w:val="21"/>
-          <w:szCs w:val="21"/>
-        </w:rPr>
-        <w:t xml:space="preserve">本物の画像をいただければ、1行の変更で表示できるようにしてあります</w:t>
-      </w:r>
-      <w:r>
-        <w:rPr>
-          <w:rFonts w:ascii="MS Mincho" w:cs="MS Mincho" w:eastAsia="MS Mincho" w:hAnsi="MS Mincho"/>
-          <w:b w:val="false"/>
-          <w:bCs w:val="false"/>
-          <w:color w:val="000000"/>
-          <w:sz w:val="21"/>
-          <w:szCs w:val="21"/>
-        </w:rPr>
-        <w:t xml:space="preserve">（PR #55）。</w:t>
-      </w:r>
-    </w:p>
-    <w:p>
-      <w:pPr>
-        <w:pStyle w:val="Heading3"/>
-        <w:keepNext/>
-        <w:spacing w:after="120" w:before="260"/>
-      </w:pPr>
-      <w:r>
-        <w:rPr>
-          <w:rFonts w:ascii="MS Gothic" w:cs="MS Gothic" w:eastAsia="MS Gothic" w:hAnsi="MS Gothic"/>
-          <w:b/>
-          <w:bCs/>
-          <w:color w:val="000000"/>
-          <w:sz w:val="22"/>
-          <w:szCs w:val="22"/>
-        </w:rPr>
-        <w:t xml:space="preserve">🟡 ⑤ 「演示版（デモ版）」と表示される</w:t>
-      </w:r>
-    </w:p>
-    <w:p>
-      <w:pPr>
-        <w:spacing w:after="120" w:line="300" w:lineRule="auto"/>
-        <w:jc w:val="both"/>
-      </w:pPr>
-      <w:r>
-        <w:rPr>
-          <w:rFonts w:ascii="MS Mincho" w:cs="MS Mincho" w:eastAsia="MS Mincho" w:hAnsi="MS Mincho"/>
-          <w:b w:val="false"/>
-          <w:bCs w:val="false"/>
-          <w:color w:val="000000"/>
-          <w:sz w:val="21"/>
-          <w:szCs w:val="21"/>
-        </w:rPr>
-        <w:t xml:space="preserve">ログアウトの確認画面に、開発中の文言が残っていました。有料職業紹介事業者のサイトが自ら「デモ版」と名乗っている状態でした。（PR #55）</w:t>
-      </w:r>
-    </w:p>
-    <w:p>
-      <w:pPr>
-        <w:pStyle w:val="Heading3"/>
-        <w:keepNext/>
-        <w:spacing w:after="120" w:before="260"/>
-      </w:pPr>
-      <w:r>
-        <w:rPr>
-          <w:rFonts w:ascii="MS Gothic" w:cs="MS Gothic" w:eastAsia="MS Gothic" w:hAnsi="MS Gothic"/>
-          <w:b/>
-          <w:bCs/>
-          <w:color w:val="000000"/>
-          <w:sz w:val="22"/>
-          <w:szCs w:val="22"/>
-        </w:rPr>
-        <w:t xml:space="preserve">🟡 ⑥ 読み込み中・失敗・0件が、すべて同じ画面</w:t>
-      </w:r>
-    </w:p>
-    <w:p>
-      <w:pPr>
-        <w:spacing w:after="120" w:line="300" w:lineRule="auto"/>
-        <w:jc w:val="both"/>
-      </w:pPr>
-      <w:r>
-        <w:rPr>
-          <w:rFonts w:ascii="MS Mincho" w:cs="MS Mincho" w:eastAsia="MS Mincho" w:hAnsi="MS Mincho"/>
-          <w:b w:val="false"/>
-          <w:bCs w:val="false"/>
-          <w:color w:val="000000"/>
-          <w:sz w:val="21"/>
-          <w:szCs w:val="21"/>
-        </w:rPr>
-        <w:t xml:space="preserve">求人一覧・お気に入り・マイページで、</w:t>
-      </w:r>
-      <w:r>
-        <w:rPr>
-          <w:rFonts w:ascii="MS Mincho" w:cs="MS Mincho" w:eastAsia="MS Mincho" w:hAnsi="MS Mincho"/>
-          <w:b/>
-          <w:bCs/>
-          <w:color w:val="000000"/>
-          <w:sz w:val="21"/>
-          <w:szCs w:val="21"/>
-        </w:rPr>
-        <w:t xml:space="preserve">取得に失敗しても「0件です」と表示</w:t>
-      </w:r>
-      <w:r>
-        <w:rPr>
-          <w:rFonts w:ascii="MS Mincho" w:cs="MS Mincho" w:eastAsia="MS Mincho" w:hAnsi="MS Mincho"/>
-          <w:b w:val="false"/>
-          <w:bCs w:val="false"/>
-          <w:color w:val="000000"/>
-          <w:sz w:val="21"/>
-          <w:szCs w:val="21"/>
-        </w:rPr>
-        <w:t xml:space="preserve">していました。利用者からは「求人が無いサイト」「お気に入りが消えた」「応募履歴が消えた」ように見えます。（PR #56）</w:t>
-      </w:r>
-    </w:p>
-    <w:p>
-      <w:pPr>
-        <w:pStyle w:val="Heading3"/>
-        <w:keepNext/>
-        <w:spacing w:after="120" w:before="260"/>
-      </w:pPr>
-      <w:r>
-        <w:rPr>
-          <w:rFonts w:ascii="MS Gothic" w:cs="MS Gothic" w:eastAsia="MS Gothic" w:hAnsi="MS Gothic"/>
-          <w:b/>
-          <w:bCs/>
-          <w:color w:val="000000"/>
-          <w:sz w:val="22"/>
-          <w:szCs w:val="22"/>
-        </w:rPr>
-        <w:t xml:space="preserve">🟡 ⑦ エラー画面・404画面が無い</w:t>
-      </w:r>
-    </w:p>
-    <w:p>
-      <w:pPr>
-        <w:spacing w:after="120" w:line="300" w:lineRule="auto"/>
-        <w:jc w:val="both"/>
-      </w:pPr>
-      <w:r>
-        <w:rPr>
-          <w:rFonts w:ascii="MS Mincho" w:cs="MS Mincho" w:eastAsia="MS Mincho" w:hAnsi="MS Mincho"/>
-          <w:b w:val="false"/>
-          <w:bCs w:val="false"/>
-          <w:color w:val="000000"/>
-          <w:sz w:val="21"/>
-          <w:szCs w:val="21"/>
-        </w:rPr>
-        <w:t xml:space="preserve">存在しないURLを開いたときなどに、</w:t>
-      </w:r>
-      <w:r>
-        <w:rPr>
-          <w:rFonts w:ascii="MS Mincho" w:cs="MS Mincho" w:eastAsia="MS Mincho" w:hAnsi="MS Mincho"/>
-          <w:b/>
-          <w:bCs/>
-          <w:color w:val="000000"/>
-          <w:sz w:val="21"/>
-          <w:szCs w:val="21"/>
-        </w:rPr>
-        <w:t xml:space="preserve">Next.js既定の英語の画面</w:t>
-      </w:r>
-      <w:r>
-        <w:rPr>
-          <w:rFonts w:ascii="MS Mincho" w:cs="MS Mincho" w:eastAsia="MS Mincho" w:hAnsi="MS Mincho"/>
-          <w:b w:val="false"/>
-          <w:bCs w:val="false"/>
-          <w:color w:val="000000"/>
-          <w:sz w:val="21"/>
-          <w:szCs w:val="21"/>
-        </w:rPr>
-        <w:t xml:space="preserve">が出ていました。会員側は中国語が既定なのに、障害時だけ英語になる状態でした。（PR #56）</w:t>
-      </w:r>
-    </w:p>
-    <w:p>
-      <w:pPr>
-        <w:pStyle w:val="Heading3"/>
-        <w:keepNext/>
-        <w:spacing w:after="120" w:before="260"/>
-      </w:pPr>
-      <w:r>
-        <w:rPr>
-          <w:rFonts w:ascii="MS Gothic" w:cs="MS Gothic" w:eastAsia="MS Gothic" w:hAnsi="MS Gothic"/>
-          <w:b/>
-          <w:bCs/>
-          <w:color w:val="000000"/>
-          <w:sz w:val="22"/>
-          <w:szCs w:val="22"/>
-        </w:rPr>
-        <w:t xml:space="preserve">🟡 ⑧ 管理画面で「権限がありません」と誤って出る</w:t>
-      </w:r>
-    </w:p>
-    <w:p>
-      <w:pPr>
-        <w:spacing w:after="120" w:line="300" w:lineRule="auto"/>
-        <w:jc w:val="both"/>
-      </w:pPr>
-      <w:r>
-        <w:rPr>
-          <w:rFonts w:ascii="MS Mincho" w:cs="MS Mincho" w:eastAsia="MS Mincho" w:hAnsi="MS Mincho"/>
-          <w:b w:val="false"/>
-          <w:bCs w:val="false"/>
-          <w:color w:val="000000"/>
-          <w:sz w:val="21"/>
-          <w:szCs w:val="21"/>
-        </w:rPr>
-        <w:t xml:space="preserve">データベースに繋がらないときも「権限がありません」と表示していました。原因が正反対なので、</w:t>
-      </w:r>
-      <w:r>
-        <w:rPr>
-          <w:rFonts w:ascii="MS Mincho" w:cs="MS Mincho" w:eastAsia="MS Mincho" w:hAnsi="MS Mincho"/>
-          <w:b/>
-          <w:bCs/>
-          <w:color w:val="000000"/>
-          <w:sz w:val="21"/>
-          <w:szCs w:val="21"/>
-        </w:rPr>
-        <w:t xml:space="preserve">スタッフが「自分の権限が外された」と誤解します</w:t>
-      </w:r>
-      <w:r>
-        <w:rPr>
-          <w:rFonts w:ascii="MS Mincho" w:cs="MS Mincho" w:eastAsia="MS Mincho" w:hAnsi="MS Mincho"/>
-          <w:b w:val="false"/>
-          <w:bCs w:val="false"/>
-          <w:color w:val="000000"/>
-          <w:sz w:val="21"/>
-          <w:szCs w:val="21"/>
-        </w:rPr>
-        <w:t xml:space="preserve">。（PR #56）</w:t>
-      </w:r>
-    </w:p>
-    <w:p>
-      <w:pPr>
-        <w:pBdr>
-          <w:bottom w:val="single" w:color="CCCCCC" w:sz="6" w:space="2"/>
-        </w:pBdr>
-        <w:spacing w:after="200" w:before="120"/>
-      </w:pPr>
-      <w:r>
-        <w:rPr>
-          <w:sz w:val="2"/>
-          <w:szCs w:val="2"/>
-        </w:rPr>
-        <w:t xml:space="preserve"/>
-      </w:r>
-    </w:p>
-    <w:p>
-      <w:pPr>
-        <w:pStyle w:val="Heading2"/>
-        <w:keepNext/>
-        <w:pBdr>
-          <w:bottom w:val="single" w:color="C0392B" w:sz="8" w:space="4"/>
-        </w:pBdr>
-        <w:spacing w:after="140" w:before="360"/>
-      </w:pPr>
-      <w:r>
-        <w:rPr>
-          <w:rFonts w:ascii="MS Gothic" w:cs="MS Gothic" w:eastAsia="MS Gothic" w:hAnsi="MS Gothic"/>
-          <w:b/>
-          <w:bCs/>
-          <w:color w:val="000000"/>
-          <w:sz w:val="24"/>
-          <w:szCs w:val="24"/>
-        </w:rPr>
-        <w:t xml:space="preserve">4. すでに影響が出ていないかの確認（お願い）</w:t>
-      </w:r>
-    </w:p>
-    <w:p>
-      <w:pPr>
-        <w:spacing w:after="120" w:line="300" w:lineRule="auto"/>
-        <w:jc w:val="both"/>
-      </w:pPr>
-      <w:r>
-        <w:rPr>
-          <w:rFonts w:ascii="MS Mincho" w:cs="MS Mincho" w:eastAsia="MS Mincho" w:hAnsi="MS Mincho"/>
-          <w:b w:val="false"/>
-          <w:bCs w:val="false"/>
-          <w:color w:val="000000"/>
-          <w:sz w:val="21"/>
-          <w:szCs w:val="21"/>
-        </w:rPr>
-        <w:t xml:space="preserve">サイトは</w:t>
-      </w:r>
-      <w:r>
-        <w:rPr>
-          <w:rFonts w:ascii="MS Mincho" w:cs="MS Mincho" w:eastAsia="MS Mincho" w:hAnsi="MS Mincho"/>
-          <w:b/>
-          <w:bCs/>
-          <w:color w:val="000000"/>
-          <w:sz w:val="21"/>
-          <w:szCs w:val="21"/>
-        </w:rPr>
-        <w:t xml:space="preserve">サンプル求人だけを載せた状態で、すでに公開・登録可能</w:t>
-      </w:r>
-      <w:r>
-        <w:rPr>
-          <w:rFonts w:ascii="MS Mincho" w:cs="MS Mincho" w:eastAsia="MS Mincho" w:hAnsi="MS Mincho"/>
-          <w:b w:val="false"/>
-          <w:bCs w:val="false"/>
-          <w:color w:val="000000"/>
-          <w:sz w:val="21"/>
-          <w:szCs w:val="21"/>
-        </w:rPr>
-        <w:t xml:space="preserve">でした。実在の求職者が登録・応募していた可能性があります。</w:t>
-      </w:r>
-    </w:p>
-    <w:p>
-      <w:pPr>
-        <w:spacing w:after="120" w:line="300" w:lineRule="auto"/>
-        <w:jc w:val="both"/>
-      </w:pPr>
-      <w:r>
-        <w:rPr>
-          <w:rFonts w:ascii="MS Mincho" w:cs="MS Mincho" w:eastAsia="MS Mincho" w:hAnsi="MS Mincho"/>
-          <w:b/>
-          <w:bCs/>
-          <w:color w:val="000000"/>
-          <w:sz w:val="21"/>
-          <w:szCs w:val="21"/>
-        </w:rPr>
-        <w:t xml:space="preserve">次を確認してください</w:t>
-      </w:r>
-      <w:r>
-        <w:rPr>
-          <w:rFonts w:ascii="MS Mincho" w:cs="MS Mincho" w:eastAsia="MS Mincho" w:hAnsi="MS Mincho"/>
-          <w:b w:val="false"/>
-          <w:bCs w:val="false"/>
-          <w:color w:val="000000"/>
-          <w:sz w:val="21"/>
-          <w:szCs w:val="21"/>
-        </w:rPr>
-        <w:t xml:space="preserve">（3分）:</w:t>
-      </w:r>
-    </w:p>
-    <w:p>
-      <w:pPr>
-        <w:pStyle w:val="ListParagraph"/>
-        <w:numPr>
-          <w:ilvl w:val="0"/>
-          <w:numId w:val="3"/>
-        </w:numPr>
-        <w:spacing w:after="80" w:line="290" w:lineRule="auto"/>
-        <w:jc w:val="both"/>
-      </w:pPr>
-      <w:r>
-        <w:rPr>
-          <w:rFonts w:ascii="Consolas" w:cs="Consolas" w:eastAsia="Consolas" w:hAnsi="Consolas"/>
-          <w:b w:val="false"/>
-          <w:bCs w:val="false"/>
-          <w:color w:val="000000"/>
-          <w:sz w:val="18"/>
-          <w:szCs w:val="18"/>
-          <w:shd w:fill="F0F0F0" w:val="clear"/>
-        </w:rPr>
-        <w:t xml:space="preserve">https://yingpin.jp/admin</w:t>
-      </w:r>
-      <w:r>
-        <w:rPr>
-          <w:rFonts w:ascii="MS Mincho" w:cs="MS Mincho" w:eastAsia="MS Mincho" w:hAnsi="MS Mincho"/>
-          <w:b w:val="false"/>
-          <w:bCs w:val="false"/>
-          <w:color w:val="000000"/>
-          <w:sz w:val="21"/>
-          <w:szCs w:val="21"/>
-        </w:rPr>
-        <w:t xml:space="preserve"> を開く</w:t>
-      </w:r>
-    </w:p>
-    <w:p>
-      <w:pPr>
-        <w:pStyle w:val="ListParagraph"/>
-        <w:numPr>
-          <w:ilvl w:val="0"/>
-          <w:numId w:val="3"/>
-        </w:numPr>
-        <w:spacing w:after="80" w:line="290" w:lineRule="auto"/>
-        <w:jc w:val="both"/>
-      </w:pPr>
-      <w:r>
-        <w:rPr>
-          <w:rFonts w:ascii="MS Mincho" w:cs="MS Mincho" w:eastAsia="MS Mincho" w:hAnsi="MS Mincho"/>
-          <w:b/>
-          <w:bCs/>
-          <w:color w:val="000000"/>
-          <w:sz w:val="21"/>
-          <w:szCs w:val="21"/>
-        </w:rPr>
-        <w:t xml:space="preserve">「会員数」が0でなければ</w:t>
-      </w:r>
-      <w:r>
-        <w:rPr>
-          <w:rFonts w:ascii="MS Mincho" w:cs="MS Mincho" w:eastAsia="MS Mincho" w:hAnsi="MS Mincho"/>
-          <w:b w:val="false"/>
-          <w:bCs w:val="false"/>
-          <w:color w:val="000000"/>
-          <w:sz w:val="21"/>
-          <w:szCs w:val="21"/>
-        </w:rPr>
-        <w:t xml:space="preserve">、</w:t>
-      </w:r>
-      <w:r>
-        <w:rPr>
-          <w:rFonts w:ascii="Consolas" w:cs="Consolas" w:eastAsia="Consolas" w:hAnsi="Consolas"/>
-          <w:b w:val="false"/>
-          <w:bCs w:val="false"/>
-          <w:color w:val="000000"/>
-          <w:sz w:val="18"/>
-          <w:szCs w:val="18"/>
-          <w:shd w:fill="F0F0F0" w:val="clear"/>
-        </w:rPr>
-        <w:t xml:space="preserve">/admin/members</w:t>
-      </w:r>
-      <w:r>
-        <w:rPr>
-          <w:rFonts w:ascii="MS Mincho" w:cs="MS Mincho" w:eastAsia="MS Mincho" w:hAnsi="MS Mincho"/>
-          <w:b w:val="false"/>
-          <w:bCs w:val="false"/>
-          <w:color w:val="000000"/>
-          <w:sz w:val="21"/>
-          <w:szCs w:val="21"/>
-        </w:rPr>
-        <w:t xml:space="preserve"> で誰が登録しているか確認</w:t>
-      </w:r>
-    </w:p>
-    <w:p>
-      <w:pPr>
-        <w:pStyle w:val="ListParagraph"/>
-        <w:numPr>
-          <w:ilvl w:val="0"/>
-          <w:numId w:val="3"/>
-        </w:numPr>
-        <w:spacing w:after="80" w:line="290" w:lineRule="auto"/>
-        <w:jc w:val="both"/>
-      </w:pPr>
-      <w:r>
-        <w:rPr>
-          <w:rFonts w:ascii="MS Mincho" w:cs="MS Mincho" w:eastAsia="MS Mincho" w:hAnsi="MS Mincho"/>
-          <w:b/>
-          <w:bCs/>
-          <w:color w:val="000000"/>
-          <w:sz w:val="21"/>
-          <w:szCs w:val="21"/>
-        </w:rPr>
-        <w:t xml:space="preserve">「新規応募（未対応）」が0でなければ</w:t>
-      </w:r>
-      <w:r>
-        <w:rPr>
-          <w:rFonts w:ascii="MS Mincho" w:cs="MS Mincho" w:eastAsia="MS Mincho" w:hAnsi="MS Mincho"/>
-          <w:b w:val="false"/>
-          <w:bCs w:val="false"/>
-          <w:color w:val="000000"/>
-          <w:sz w:val="21"/>
-          <w:szCs w:val="21"/>
-        </w:rPr>
-        <w:t xml:space="preserve">、</w:t>
-      </w:r>
-      <w:r>
-        <w:rPr>
-          <w:rFonts w:ascii="Consolas" w:cs="Consolas" w:eastAsia="Consolas" w:hAnsi="Consolas"/>
-          <w:b w:val="false"/>
-          <w:bCs w:val="false"/>
-          <w:color w:val="000000"/>
-          <w:sz w:val="18"/>
-          <w:szCs w:val="18"/>
-          <w:shd w:fill="F0F0F0" w:val="clear"/>
-        </w:rPr>
-        <w:t xml:space="preserve">/admin/applications</w:t>
-      </w:r>
-      <w:r>
-        <w:rPr>
-          <w:rFonts w:ascii="MS Mincho" w:cs="MS Mincho" w:eastAsia="MS Mincho" w:hAnsi="MS Mincho"/>
-          <w:b w:val="false"/>
-          <w:bCs w:val="false"/>
-          <w:color w:val="000000"/>
-          <w:sz w:val="21"/>
-          <w:szCs w:val="21"/>
-        </w:rPr>
-        <w:t xml:space="preserve"> で確認</w:t>
-      </w:r>
-    </w:p>
-    <w:p>
-      <w:pPr>
-        <w:spacing w:after="120" w:line="300" w:lineRule="auto"/>
-        <w:jc w:val="both"/>
-      </w:pPr>
-      <w:r>
-        <w:rPr>
-          <w:rFonts w:ascii="MS Mincho" w:cs="MS Mincho" w:eastAsia="MS Mincho" w:hAnsi="MS Mincho"/>
-          <w:b/>
-          <w:bCs/>
-          <w:color w:val="000000"/>
-          <w:sz w:val="21"/>
-          <w:szCs w:val="21"/>
-        </w:rPr>
-        <w:t xml:space="preserve">1件でもあれば、その方に個別に連絡してください。</w:t>
-      </w:r>
-      <w:r>
-        <w:rPr>
-          <w:rFonts w:ascii="MS Mincho" w:cs="MS Mincho" w:eastAsia="MS Mincho" w:hAnsi="MS Mincho"/>
-          <w:b w:val="false"/>
-          <w:bCs w:val="false"/>
-          <w:color w:val="000000"/>
-          <w:sz w:val="21"/>
-          <w:szCs w:val="21"/>
-        </w:rPr>
-        <w:t xml:space="preserve"> サンプル（架空）の求人に応募された可能性があり、放置すると「応募したのに無視された」という体験になります。</w:t>
-      </w:r>
-    </w:p>
-    <w:p>
-      <w:pPr>
-        <w:pBdr>
-          <w:bottom w:val="single" w:color="CCCCCC" w:sz="6" w:space="2"/>
-        </w:pBdr>
-        <w:spacing w:after="200" w:before="120"/>
-      </w:pPr>
-      <w:r>
-        <w:rPr>
-          <w:sz w:val="2"/>
-          <w:szCs w:val="2"/>
-        </w:rPr>
-        <w:t xml:space="preserve"/>
-      </w:r>
-    </w:p>
-    <w:p>
-      <w:pPr>
-        <w:pStyle w:val="Heading2"/>
-        <w:keepNext/>
-        <w:pBdr>
-          <w:bottom w:val="single" w:color="C0392B" w:sz="8" w:space="4"/>
-        </w:pBdr>
-        <w:spacing w:after="140" w:before="360"/>
-      </w:pPr>
-      <w:r>
-        <w:rPr>
-          <w:rFonts w:ascii="MS Gothic" w:cs="MS Gothic" w:eastAsia="MS Gothic" w:hAnsi="MS Gothic"/>
-          <w:b/>
-          <w:bCs/>
-          <w:color w:val="000000"/>
-          <w:sz w:val="24"/>
-          <w:szCs w:val="24"/>
-        </w:rPr>
-        <w:t xml:space="preserve">5. 今回直したこと／直さなかったこと</w:t>
-      </w:r>
-    </w:p>
-    <w:p>
-      <w:pPr>
-        <w:pStyle w:val="Heading3"/>
-        <w:keepNext/>
-        <w:spacing w:after="120" w:before="260"/>
-      </w:pPr>
-      <w:r>
-        <w:rPr>
-          <w:rFonts w:ascii="MS Gothic" w:cs="MS Gothic" w:eastAsia="MS Gothic" w:hAnsi="MS Gothic"/>
-          <w:b/>
-          <w:bCs/>
-          <w:color w:val="000000"/>
-          <w:sz w:val="22"/>
-          <w:szCs w:val="22"/>
-        </w:rPr>
-        <w:t xml:space="preserve">直したもの（PRを出しています）</w:t>
+        <w:t xml:space="preserve">サポート窓口は2か所とも本物ではありませんでした。</w:t>
+      </w:r>
+      <w:r>
+        <w:rPr>
+          <w:rFonts w:ascii="MS Mincho" w:cs="MS Mincho" w:eastAsia="MS Mincho" w:hAnsi="MS Mincho"/>
+          <w:b w:val="false"/>
+          <w:bCs w:val="false"/>
+          <w:color w:val="000000"/>
+          <w:sz w:val="21"/>
+          <w:szCs w:val="21"/>
+        </w:rPr>
+        <w:t xml:space="preserve"> このサイトの主要な連絡手段であり、利用規約 第6条2項では「WeChatで申し出ればパスワードを再設定する」と会員に約束している窓口です。</w:t>
       </w:r>
     </w:p>
     <w:tbl>
@@ -3739,8 +3209,7 @@
       </w:tblPr>
       <w:tblGrid>
         <w:gridCol w:w="1600"/>
-        <w:gridCol w:w="7229"/>
-        <w:gridCol w:w="809"/>
+        <w:gridCol w:w="8038"/>
       </w:tblGrid>
       <w:tr>
         <w:trPr>
@@ -3762,6 +3231,24 @@
             <w:pPr>
               <w:spacing w:after="0" w:line="260" w:lineRule="auto"/>
             </w:pPr>
+          </w:p>
+        </w:tc>
+        <w:tc>
+          <w:tcPr>
+            <w:tcW w:type="dxa" w:w="8038"/>
+            <w:shd w:fill="E8E8E8" w:val="clear"/>
+            <w:tcMar>
+              <w:top w:type="dxa" w:w="80"/>
+              <w:left w:type="dxa" w:w="120"/>
+              <w:bottom w:type="dxa" w:w="80"/>
+              <w:right w:type="dxa" w:w="120"/>
+            </w:tcMar>
+            <w:vAlign w:val="center"/>
+          </w:tcPr>
+          <w:p>
+            <w:pPr>
+              <w:spacing w:after="0" w:line="260" w:lineRule="auto"/>
+            </w:pPr>
             <w:r>
               <w:rPr>
                 <w:rFonts w:ascii="MS Mincho" w:cs="MS Mincho" w:eastAsia="MS Mincho" w:hAnsi="MS Mincho"/>
@@ -3771,65 +3258,7 @@
                 <w:sz w:val="18"/>
                 <w:szCs w:val="18"/>
               </w:rPr>
-              <w:t xml:space="preserve">PR</w:t>
-            </w:r>
-          </w:p>
-        </w:tc>
-        <w:tc>
-          <w:tcPr>
-            <w:tcW w:type="dxa" w:w="7229"/>
-            <w:shd w:fill="E8E8E8" w:val="clear"/>
-            <w:tcMar>
-              <w:top w:type="dxa" w:w="80"/>
-              <w:left w:type="dxa" w:w="120"/>
-              <w:bottom w:type="dxa" w:w="80"/>
-              <w:right w:type="dxa" w:w="120"/>
-            </w:tcMar>
-            <w:vAlign w:val="center"/>
-          </w:tcPr>
-          <w:p>
-            <w:pPr>
-              <w:spacing w:after="0" w:line="260" w:lineRule="auto"/>
-            </w:pPr>
-            <w:r>
-              <w:rPr>
-                <w:rFonts w:ascii="MS Mincho" w:cs="MS Mincho" w:eastAsia="MS Mincho" w:hAnsi="MS Mincho"/>
-                <w:b/>
-                <w:bCs/>
-                <w:color w:val="000000"/>
-                <w:sz w:val="18"/>
-                <w:szCs w:val="18"/>
-              </w:rPr>
-              <w:t xml:space="preserve">内容</w:t>
-            </w:r>
-          </w:p>
-        </w:tc>
-        <w:tc>
-          <w:tcPr>
-            <w:tcW w:type="dxa" w:w="809"/>
-            <w:shd w:fill="E8E8E8" w:val="clear"/>
-            <w:tcMar>
-              <w:top w:type="dxa" w:w="80"/>
-              <w:left w:type="dxa" w:w="120"/>
-              <w:bottom w:type="dxa" w:w="80"/>
-              <w:right w:type="dxa" w:w="120"/>
-            </w:tcMar>
-            <w:vAlign w:val="center"/>
-          </w:tcPr>
-          <w:p>
-            <w:pPr>
-              <w:spacing w:after="0" w:line="260" w:lineRule="auto"/>
-            </w:pPr>
-            <w:r>
-              <w:rPr>
-                <w:rFonts w:ascii="MS Mincho" w:cs="MS Mincho" w:eastAsia="MS Mincho" w:hAnsi="MS Mincho"/>
-                <w:b/>
-                <w:bCs/>
-                <w:color w:val="000000"/>
-                <w:sz w:val="18"/>
-                <w:szCs w:val="18"/>
-              </w:rPr>
-              <w:t xml:space="preserve">DB変更</w:t>
+              <w:t xml:space="preserve">何が載っていたか</w:t>
             </w:r>
           </w:p>
         </w:tc>
@@ -3862,63 +3291,79 @@
                 <w:sz w:val="18"/>
                 <w:szCs w:val="18"/>
               </w:rPr>
-              <w:t xml:space="preserve">#54</w:t>
-            </w:r>
-          </w:p>
-        </w:tc>
-        <w:tc>
-          <w:tcPr>
-            <w:tcW w:type="dxa" w:w="7229"/>
-            <w:tcMar>
-              <w:top w:type="dxa" w:w="80"/>
-              <w:left w:type="dxa" w:w="120"/>
-              <w:bottom w:type="dxa" w:w="80"/>
-              <w:right w:type="dxa" w:w="120"/>
-            </w:tcMar>
-            <w:vAlign w:val="center"/>
-          </w:tcPr>
-          <w:p>
-            <w:pPr>
-              <w:spacing w:after="0" w:line="260" w:lineRule="auto"/>
-            </w:pPr>
-            <w:r>
-              <w:rPr>
-                <w:rFonts w:ascii="MS Mincho" w:cs="MS Mincho" w:eastAsia="MS Mincho" w:hAnsi="MS Mincho"/>
-                <w:b w:val="false"/>
-                <w:bCs w:val="false"/>
-                <w:color w:val="000000"/>
-                <w:sz w:val="18"/>
-                <w:szCs w:val="18"/>
-              </w:rPr>
-              <w:t xml:space="preserve">オーナーの宿題リスト（文書のみ）</w:t>
-            </w:r>
-          </w:p>
-        </w:tc>
-        <w:tc>
-          <w:tcPr>
-            <w:tcW w:type="dxa" w:w="809"/>
-            <w:tcMar>
-              <w:top w:type="dxa" w:w="80"/>
-              <w:left w:type="dxa" w:w="120"/>
-              <w:bottom w:type="dxa" w:w="80"/>
-              <w:right w:type="dxa" w:w="120"/>
-            </w:tcMar>
-            <w:vAlign w:val="center"/>
-          </w:tcPr>
-          <w:p>
-            <w:pPr>
-              <w:spacing w:after="0" w:line="260" w:lineRule="auto"/>
-            </w:pPr>
-            <w:r>
-              <w:rPr>
-                <w:rFonts w:ascii="MS Mincho" w:cs="MS Mincho" w:eastAsia="MS Mincho" w:hAnsi="MS Mincho"/>
-                <w:b w:val="false"/>
-                <w:bCs w:val="false"/>
-                <w:color w:val="000000"/>
-                <w:sz w:val="18"/>
-                <w:szCs w:val="18"/>
-              </w:rPr>
-              <w:t xml:space="preserve">なし</w:t>
+              <w:t xml:space="preserve">QRコード</w:t>
+            </w:r>
+          </w:p>
+        </w:tc>
+        <w:tc>
+          <w:tcPr>
+            <w:tcW w:type="dxa" w:w="8038"/>
+            <w:tcMar>
+              <w:top w:type="dxa" w:w="80"/>
+              <w:left w:type="dxa" w:w="120"/>
+              <w:bottom w:type="dxa" w:w="80"/>
+              <w:right w:type="dxa" w:w="120"/>
+            </w:tcMar>
+            <w:vAlign w:val="center"/>
+          </w:tcPr>
+          <w:p>
+            <w:pPr>
+              <w:spacing w:after="0" w:line="260" w:lineRule="auto"/>
+            </w:pPr>
+            <w:r>
+              <w:rPr>
+                <w:rFonts w:ascii="MS Mincho" w:cs="MS Mincho" w:eastAsia="MS Mincho" w:hAnsi="MS Mincho"/>
+                <w:b w:val="false"/>
+                <w:bCs w:val="false"/>
+                <w:color w:val="000000"/>
+                <w:sz w:val="18"/>
+                <w:szCs w:val="18"/>
+              </w:rPr>
+              <w:t xml:space="preserve">四角い点を計算式で散らしただけの</w:t>
+            </w:r>
+            <w:r>
+              <w:rPr>
+                <w:rFonts w:ascii="MS Mincho" w:cs="MS Mincho" w:eastAsia="MS Mincho" w:hAnsi="MS Mincho"/>
+                <w:b/>
+                <w:bCs/>
+                <w:color w:val="000000"/>
+                <w:sz w:val="18"/>
+                <w:szCs w:val="18"/>
+              </w:rPr>
+              <w:t xml:space="preserve">図形</w:t>
+            </w:r>
+            <w:r>
+              <w:rPr>
+                <w:rFonts w:ascii="MS Mincho" w:cs="MS Mincho" w:eastAsia="MS Mincho" w:hAnsi="MS Mincho"/>
+                <w:b w:val="false"/>
+                <w:bCs w:val="false"/>
+                <w:color w:val="000000"/>
+                <w:sz w:val="18"/>
+                <w:szCs w:val="18"/>
+              </w:rPr>
+              <w:t xml:space="preserve">（開発中の仮置き）。読み取っても何も起きません。中国の利用者にとって、壊れたQRは</w:t>
+            </w:r>
+            <w:r>
+              <w:rPr>
+                <w:rFonts w:ascii="MS Mincho" w:cs="MS Mincho" w:eastAsia="MS Mincho" w:hAnsi="MS Mincho"/>
+                <w:b/>
+                <w:bCs/>
+                <w:color w:val="000000"/>
+                <w:sz w:val="18"/>
+                <w:szCs w:val="18"/>
+              </w:rPr>
+              <w:t xml:space="preserve">悪質な業者のサイトに見える強いサイン</w:t>
+            </w:r>
+            <w:r>
+              <w:rPr>
+                <w:rFonts w:ascii="MS Mincho" w:cs="MS Mincho" w:eastAsia="MS Mincho" w:hAnsi="MS Mincho"/>
+                <w:b w:val="false"/>
+                <w:bCs w:val="false"/>
+                <w:color w:val="000000"/>
+                <w:sz w:val="18"/>
+                <w:szCs w:val="18"/>
+              </w:rPr>
+              <w:t xml:space="preserve">です</w:t>
             </w:r>
           </w:p>
         </w:tc>
@@ -3951,53 +3396,48 @@
                 <w:sz w:val="18"/>
                 <w:szCs w:val="18"/>
               </w:rPr>
-              <w:t xml:space="preserve">#55</w:t>
-            </w:r>
-          </w:p>
-        </w:tc>
-        <w:tc>
-          <w:tcPr>
-            <w:tcW w:type="dxa" w:w="7229"/>
-            <w:tcMar>
-              <w:top w:type="dxa" w:w="80"/>
-              <w:left w:type="dxa" w:w="120"/>
-              <w:bottom w:type="dxa" w:w="80"/>
-              <w:right w:type="dxa" w:w="120"/>
-            </w:tcMar>
-            <w:vAlign w:val="center"/>
-          </w:tcPr>
-          <w:p>
-            <w:pPr>
-              <w:spacing w:after="0" w:line="260" w:lineRule="auto"/>
-            </w:pPr>
-            <w:r>
-              <w:rPr>
-                <w:rFonts w:ascii="MS Mincho" w:cs="MS Mincho" w:eastAsia="MS Mincho" w:hAnsi="MS Mincho"/>
-                <w:b w:val="false"/>
-                <w:bCs w:val="false"/>
-                <w:color w:val="000000"/>
-                <w:sz w:val="18"/>
-                <w:szCs w:val="18"/>
-              </w:rPr>
-              <w:t xml:space="preserve">応募の失敗表示・WeChat導線・ログイン画面の窓口・「演示版」削除ほか</w:t>
-            </w:r>
-          </w:p>
-        </w:tc>
-        <w:tc>
-          <w:tcPr>
-            <w:tcW w:type="dxa" w:w="809"/>
-            <w:tcMar>
-              <w:top w:type="dxa" w:w="80"/>
-              <w:left w:type="dxa" w:w="120"/>
-              <w:bottom w:type="dxa" w:w="80"/>
-              <w:right w:type="dxa" w:w="120"/>
-            </w:tcMar>
-            <w:vAlign w:val="center"/>
-          </w:tcPr>
-          <w:p>
-            <w:pPr>
-              <w:spacing w:after="0" w:line="260" w:lineRule="auto"/>
-            </w:pPr>
+              <w:t xml:space="preserve">ID</w:t>
+            </w:r>
+          </w:p>
+        </w:tc>
+        <w:tc>
+          <w:tcPr>
+            <w:tcW w:type="dxa" w:w="8038"/>
+            <w:tcMar>
+              <w:top w:type="dxa" w:w="80"/>
+              <w:left w:type="dxa" w:w="120"/>
+              <w:bottom w:type="dxa" w:w="80"/>
+              <w:right w:type="dxa" w:w="120"/>
+            </w:tcMar>
+            <w:vAlign w:val="center"/>
+          </w:tcPr>
+          <w:p>
+            <w:pPr>
+              <w:spacing w:after="0" w:line="260" w:lineRule="auto"/>
+            </w:pPr>
+            <w:r>
+              <w:rPr>
+                <w:rFonts w:ascii="Consolas" w:cs="Consolas" w:eastAsia="Consolas" w:hAnsi="Consolas"/>
+                <w:b w:val="false"/>
+                <w:bCs w:val="false"/>
+                <w:color w:val="000000"/>
+                <w:sz w:val="18"/>
+                <w:szCs w:val="18"/>
+                <w:shd w:fill="F0F0F0" w:val="clear"/>
+              </w:rPr>
+              <w:t xml:space="preserve">yingpin-support</w:t>
+            </w:r>
+            <w:r>
+              <w:rPr>
+                <w:rFonts w:ascii="MS Mincho" w:cs="MS Mincho" w:eastAsia="MS Mincho" w:hAnsi="MS Mincho"/>
+                <w:b w:val="false"/>
+                <w:bCs w:val="false"/>
+                <w:color w:val="000000"/>
+                <w:sz w:val="18"/>
+                <w:szCs w:val="18"/>
+              </w:rPr>
+              <w:t xml:space="preserve"> という、</w:t>
+            </w:r>
             <w:r>
               <w:rPr>
                 <w:rFonts w:ascii="MS Mincho" w:cs="MS Mincho" w:eastAsia="MS Mincho" w:hAnsi="MS Mincho"/>
@@ -4007,7 +3447,882 @@
                 <w:sz w:val="18"/>
                 <w:szCs w:val="18"/>
               </w:rPr>
-              <w:t xml:space="preserve">なし</w:t>
+              <w:t xml:space="preserve">御社のものではないID</w:t>
+            </w:r>
+            <w:r>
+              <w:rPr>
+                <w:rFonts w:ascii="MS Mincho" w:cs="MS Mincho" w:eastAsia="MS Mincho" w:hAnsi="MS Mincho"/>
+                <w:b w:val="false"/>
+                <w:bCs w:val="false"/>
+                <w:color w:val="000000"/>
+                <w:sz w:val="18"/>
+                <w:szCs w:val="18"/>
+              </w:rPr>
+              <w:t xml:space="preserve">。第三者が実際に取得していた場合、利用者は</w:t>
+            </w:r>
+            <w:r>
+              <w:rPr>
+                <w:rFonts w:ascii="MS Mincho" w:cs="MS Mincho" w:eastAsia="MS Mincho" w:hAnsi="MS Mincho"/>
+                <w:b/>
+                <w:bCs/>
+                <w:color w:val="000000"/>
+                <w:sz w:val="18"/>
+                <w:szCs w:val="18"/>
+              </w:rPr>
+              <w:t xml:space="preserve">赤の他人を友だち追加します</w:t>
+            </w:r>
+          </w:p>
+        </w:tc>
+      </w:tr>
+    </w:tbl>
+    <w:p>
+      <w:pPr>
+        <w:spacing w:after="160"/>
+      </w:pPr>
+    </w:p>
+    <w:p>
+      <w:pPr>
+        <w:spacing w:after="120" w:line="300" w:lineRule="auto"/>
+        <w:jc w:val="both"/>
+      </w:pPr>
+      <w:r>
+        <w:rPr>
+          <w:rFonts w:ascii="MS Mincho" w:cs="MS Mincho" w:eastAsia="MS Mincho" w:hAnsi="MS Mincho"/>
+          <w:b/>
+          <w:bCs/>
+          <w:color w:val="000000"/>
+          <w:sz w:val="21"/>
+          <w:szCs w:val="21"/>
+        </w:rPr>
+        <w:t xml:space="preserve">QRは解消しました。</w:t>
+      </w:r>
+      <w:r>
+        <w:rPr>
+          <w:rFonts w:ascii="MS Mincho" w:cs="MS Mincho" w:eastAsia="MS Mincho" w:hAnsi="MS Mincho"/>
+          <w:b w:val="false"/>
+          <w:bCs w:val="false"/>
+          <w:color w:val="000000"/>
+          <w:sz w:val="21"/>
+          <w:szCs w:val="21"/>
+        </w:rPr>
+        <w:t xml:space="preserve"> 7/31にオーナーから正しい画像をいただき、読み取り先がWeChatの友だち追加リンクであることを機械的に確認したうえで掲載しています（圧縮ノイズを除去して107KB→3.6KBに縮小。中国の回線で効きます）。</w:t>
+      </w:r>
+    </w:p>
+    <w:p>
+      <w:pPr>
+        <w:spacing w:after="120" w:line="300" w:lineRule="auto"/>
+        <w:jc w:val="both"/>
+      </w:pPr>
+      <w:r>
+        <w:rPr>
+          <w:rFonts w:ascii="MS Mincho" w:cs="MS Mincho" w:eastAsia="MS Mincho" w:hAnsi="MS Mincho"/>
+          <w:b/>
+          <w:bCs/>
+          <w:color w:val="000000"/>
+          <w:sz w:val="21"/>
+          <w:szCs w:val="21"/>
+        </w:rPr>
+        <w:t xml:space="preserve">IDはまだ出せません。</w:t>
+      </w:r>
+      <w:r>
+        <w:rPr>
+          <w:rFonts w:ascii="MS Mincho" w:cs="MS Mincho" w:eastAsia="MS Mincho" w:hAnsi="MS Mincho"/>
+          <w:b w:val="false"/>
+          <w:bCs w:val="false"/>
+          <w:color w:val="000000"/>
+          <w:sz w:val="21"/>
+          <w:szCs w:val="21"/>
+        </w:rPr>
+        <w:t xml:space="preserve"> いただいた </w:t>
+      </w:r>
+      <w:r>
+        <w:rPr>
+          <w:rFonts w:ascii="Consolas" w:cs="Consolas" w:eastAsia="Consolas" w:hAnsi="Consolas"/>
+          <w:b w:val="false"/>
+          <w:bCs w:val="false"/>
+          <w:color w:val="000000"/>
+          <w:sz w:val="18"/>
+          <w:szCs w:val="18"/>
+          <w:shd w:fill="F0F0F0" w:val="clear"/>
+        </w:rPr>
+        <w:t xml:space="preserve">wxid_…</w:t>
+      </w:r>
+      <w:r>
+        <w:rPr>
+          <w:rFonts w:ascii="MS Mincho" w:cs="MS Mincho" w:eastAsia="MS Mincho" w:hAnsi="MS Mincho"/>
+          <w:b w:val="false"/>
+          <w:bCs w:val="false"/>
+          <w:color w:val="000000"/>
+          <w:sz w:val="21"/>
+          <w:szCs w:val="21"/>
+        </w:rPr>
+        <w:t xml:space="preserve"> はWeChatの内部管理番号で、</w:t>
+      </w:r>
+      <w:r>
+        <w:rPr>
+          <w:rFonts w:ascii="MS Mincho" w:cs="MS Mincho" w:eastAsia="MS Mincho" w:hAnsi="MS Mincho"/>
+          <w:b/>
+          <w:bCs/>
+          <w:color w:val="000000"/>
+          <w:sz w:val="21"/>
+          <w:szCs w:val="21"/>
+        </w:rPr>
+        <w:t xml:space="preserve">検索欄に入れても見つかりません</w:t>
+      </w:r>
+      <w:r>
+        <w:rPr>
+          <w:rFonts w:ascii="MS Mincho" w:cs="MS Mincho" w:eastAsia="MS Mincho" w:hAnsi="MS Mincho"/>
+          <w:b w:val="false"/>
+          <w:bCs w:val="false"/>
+          <w:color w:val="000000"/>
+          <w:sz w:val="21"/>
+          <w:szCs w:val="21"/>
+        </w:rPr>
+        <w:t xml:space="preserve">。載せればダミーQRと同じ行き止まりになるため、</w:t>
+      </w:r>
+      <w:r>
+        <w:rPr>
+          <w:rFonts w:ascii="MS Mincho" w:cs="MS Mincho" w:eastAsia="MS Mincho" w:hAnsi="MS Mincho"/>
+          <w:b/>
+          <w:bCs/>
+          <w:color w:val="000000"/>
+          <w:sz w:val="21"/>
+          <w:szCs w:val="21"/>
+        </w:rPr>
+        <w:t xml:space="preserve">検索できる「微信号」が設定されるまでは表示しない</w:t>
+      </w:r>
+      <w:r>
+        <w:rPr>
+          <w:rFonts w:ascii="MS Mincho" w:cs="MS Mincho" w:eastAsia="MS Mincho" w:hAnsi="MS Mincho"/>
+          <w:b w:val="false"/>
+          <w:bCs w:val="false"/>
+          <w:color w:val="000000"/>
+          <w:sz w:val="21"/>
+          <w:szCs w:val="21"/>
+        </w:rPr>
+        <w:t xml:space="preserve">設計にしてあります（</w:t>
+      </w:r>
+      <w:r>
+        <w:rPr>
+          <w:rFonts w:ascii="Consolas" w:cs="Consolas" w:eastAsia="Consolas" w:hAnsi="Consolas"/>
+          <w:b w:val="false"/>
+          <w:bCs w:val="false"/>
+          <w:color w:val="000000"/>
+          <w:sz w:val="18"/>
+          <w:szCs w:val="18"/>
+          <w:shd w:fill="F0F0F0" w:val="clear"/>
+        </w:rPr>
+        <w:t xml:space="preserve">wechat-qr-guide.md</w:t>
+      </w:r>
+      <w:r>
+        <w:rPr>
+          <w:rFonts w:ascii="MS Mincho" w:cs="MS Mincho" w:eastAsia="MS Mincho" w:hAnsi="MS Mincho"/>
+          <w:b w:val="false"/>
+          <w:bCs w:val="false"/>
+          <w:color w:val="000000"/>
+          <w:sz w:val="21"/>
+          <w:szCs w:val="21"/>
+        </w:rPr>
+        <w:t xml:space="preserve"> ①）。</w:t>
+      </w:r>
+    </w:p>
+    <w:p>
+      <w:pPr>
+        <w:pBdr>
+          <w:left w:val="single" w:color="AAAAAA" w:sz="18" w:space="10"/>
+        </w:pBdr>
+        <w:shd w:fill="F5F5F5" w:val="clear"/>
+        <w:spacing w:after="160" w:before="120" w:line="280" w:lineRule="auto"/>
+        <w:ind w:left="260"/>
+        <w:jc w:val="both"/>
+      </w:pPr>
+      <w:r>
+        <w:rPr>
+          <w:rFonts w:ascii="MS Mincho" w:cs="MS Mincho" w:eastAsia="MS Mincho" w:hAnsi="MS Mincho"/>
+          <w:b w:val="false"/>
+          <w:bCs w:val="false"/>
+          <w:color w:val="000000"/>
+          <w:sz w:val="18"/>
+          <w:szCs w:val="18"/>
+        </w:rPr>
+        <w:t xml:space="preserve">📌 なお </w:t>
+      </w:r>
+      <w:r>
+        <w:rPr>
+          <w:rFonts w:ascii="MS Mincho" w:cs="MS Mincho" w:eastAsia="MS Mincho" w:hAnsi="MS Mincho"/>
+          <w:b/>
+          <w:bCs/>
+          <w:color w:val="000000"/>
+          <w:sz w:val="18"/>
+          <w:szCs w:val="18"/>
+        </w:rPr>
+        <w:t xml:space="preserve">WeChatの友だち追加QRは、IDから計算で作ることができません</w:t>
+      </w:r>
+      <w:r>
+        <w:rPr>
+          <w:rFonts w:ascii="MS Mincho" w:cs="MS Mincho" w:eastAsia="MS Mincho" w:hAnsi="MS Mincho"/>
+          <w:b w:val="false"/>
+          <w:bCs w:val="false"/>
+          <w:color w:val="000000"/>
+          <w:sz w:val="18"/>
+          <w:szCs w:val="18"/>
+        </w:rPr>
+        <w:t xml:space="preserve">（アカウント固有のデータを持つため）。</w:t>
+      </w:r>
+      <w:r>
+        <w:rPr>
+          <w:rFonts w:ascii="MS Mincho" w:cs="MS Mincho" w:eastAsia="MS Mincho" w:hAnsi="MS Mincho"/>
+          <w:b/>
+          <w:bCs/>
+          <w:color w:val="000000"/>
+          <w:sz w:val="18"/>
+          <w:szCs w:val="18"/>
+        </w:rPr>
+        <w:t xml:space="preserve">QR作成サイトなどで作り直さないでください。</w:t>
+      </w:r>
+    </w:p>
+    <w:p>
+      <w:pPr>
+        <w:pStyle w:val="Heading3"/>
+        <w:keepNext/>
+        <w:spacing w:after="120" w:before="260"/>
+      </w:pPr>
+      <w:r>
+        <w:rPr>
+          <w:rFonts w:ascii="MS Gothic" w:cs="MS Gothic" w:eastAsia="MS Gothic" w:hAnsi="MS Gothic"/>
+          <w:b/>
+          <w:bCs/>
+          <w:color w:val="000000"/>
+          <w:sz w:val="22"/>
+          <w:szCs w:val="22"/>
+        </w:rPr>
+        <w:t xml:space="preserve">🟡 ⑤ 「演示版（デモ版）」と表示される</w:t>
+      </w:r>
+    </w:p>
+    <w:p>
+      <w:pPr>
+        <w:spacing w:after="120" w:line="300" w:lineRule="auto"/>
+        <w:jc w:val="both"/>
+      </w:pPr>
+      <w:r>
+        <w:rPr>
+          <w:rFonts w:ascii="MS Mincho" w:cs="MS Mincho" w:eastAsia="MS Mincho" w:hAnsi="MS Mincho"/>
+          <w:b w:val="false"/>
+          <w:bCs w:val="false"/>
+          <w:color w:val="000000"/>
+          <w:sz w:val="21"/>
+          <w:szCs w:val="21"/>
+        </w:rPr>
+        <w:t xml:space="preserve">ログアウトの確認画面に、開発中の文言が残っていました。有料職業紹介事業者のサイトが自ら「デモ版」と名乗っている状態でした。（PR #55）</w:t>
+      </w:r>
+    </w:p>
+    <w:p>
+      <w:pPr>
+        <w:pStyle w:val="Heading3"/>
+        <w:keepNext/>
+        <w:spacing w:after="120" w:before="260"/>
+      </w:pPr>
+      <w:r>
+        <w:rPr>
+          <w:rFonts w:ascii="MS Gothic" w:cs="MS Gothic" w:eastAsia="MS Gothic" w:hAnsi="MS Gothic"/>
+          <w:b/>
+          <w:bCs/>
+          <w:color w:val="000000"/>
+          <w:sz w:val="22"/>
+          <w:szCs w:val="22"/>
+        </w:rPr>
+        <w:t xml:space="preserve">🟡 ⑥ 読み込み中・失敗・0件が、すべて同じ画面</w:t>
+      </w:r>
+    </w:p>
+    <w:p>
+      <w:pPr>
+        <w:spacing w:after="120" w:line="300" w:lineRule="auto"/>
+        <w:jc w:val="both"/>
+      </w:pPr>
+      <w:r>
+        <w:rPr>
+          <w:rFonts w:ascii="MS Mincho" w:cs="MS Mincho" w:eastAsia="MS Mincho" w:hAnsi="MS Mincho"/>
+          <w:b w:val="false"/>
+          <w:bCs w:val="false"/>
+          <w:color w:val="000000"/>
+          <w:sz w:val="21"/>
+          <w:szCs w:val="21"/>
+        </w:rPr>
+        <w:t xml:space="preserve">求人一覧・お気に入り・マイページで、</w:t>
+      </w:r>
+      <w:r>
+        <w:rPr>
+          <w:rFonts w:ascii="MS Mincho" w:cs="MS Mincho" w:eastAsia="MS Mincho" w:hAnsi="MS Mincho"/>
+          <w:b/>
+          <w:bCs/>
+          <w:color w:val="000000"/>
+          <w:sz w:val="21"/>
+          <w:szCs w:val="21"/>
+        </w:rPr>
+        <w:t xml:space="preserve">取得に失敗しても「0件です」と表示</w:t>
+      </w:r>
+      <w:r>
+        <w:rPr>
+          <w:rFonts w:ascii="MS Mincho" w:cs="MS Mincho" w:eastAsia="MS Mincho" w:hAnsi="MS Mincho"/>
+          <w:b w:val="false"/>
+          <w:bCs w:val="false"/>
+          <w:color w:val="000000"/>
+          <w:sz w:val="21"/>
+          <w:szCs w:val="21"/>
+        </w:rPr>
+        <w:t xml:space="preserve">していました。利用者からは「求人が無いサイト」「お気に入りが消えた」「応募履歴が消えた」ように見えます。（PR #56）</w:t>
+      </w:r>
+    </w:p>
+    <w:p>
+      <w:pPr>
+        <w:pStyle w:val="Heading3"/>
+        <w:keepNext/>
+        <w:spacing w:after="120" w:before="260"/>
+      </w:pPr>
+      <w:r>
+        <w:rPr>
+          <w:rFonts w:ascii="MS Gothic" w:cs="MS Gothic" w:eastAsia="MS Gothic" w:hAnsi="MS Gothic"/>
+          <w:b/>
+          <w:bCs/>
+          <w:color w:val="000000"/>
+          <w:sz w:val="22"/>
+          <w:szCs w:val="22"/>
+        </w:rPr>
+        <w:t xml:space="preserve">🟡 ⑦ エラー画面・404画面が無い</w:t>
+      </w:r>
+    </w:p>
+    <w:p>
+      <w:pPr>
+        <w:spacing w:after="120" w:line="300" w:lineRule="auto"/>
+        <w:jc w:val="both"/>
+      </w:pPr>
+      <w:r>
+        <w:rPr>
+          <w:rFonts w:ascii="MS Mincho" w:cs="MS Mincho" w:eastAsia="MS Mincho" w:hAnsi="MS Mincho"/>
+          <w:b w:val="false"/>
+          <w:bCs w:val="false"/>
+          <w:color w:val="000000"/>
+          <w:sz w:val="21"/>
+          <w:szCs w:val="21"/>
+        </w:rPr>
+        <w:t xml:space="preserve">存在しないURLを開いたときなどに、</w:t>
+      </w:r>
+      <w:r>
+        <w:rPr>
+          <w:rFonts w:ascii="MS Mincho" w:cs="MS Mincho" w:eastAsia="MS Mincho" w:hAnsi="MS Mincho"/>
+          <w:b/>
+          <w:bCs/>
+          <w:color w:val="000000"/>
+          <w:sz w:val="21"/>
+          <w:szCs w:val="21"/>
+        </w:rPr>
+        <w:t xml:space="preserve">Next.js既定の英語の画面</w:t>
+      </w:r>
+      <w:r>
+        <w:rPr>
+          <w:rFonts w:ascii="MS Mincho" w:cs="MS Mincho" w:eastAsia="MS Mincho" w:hAnsi="MS Mincho"/>
+          <w:b w:val="false"/>
+          <w:bCs w:val="false"/>
+          <w:color w:val="000000"/>
+          <w:sz w:val="21"/>
+          <w:szCs w:val="21"/>
+        </w:rPr>
+        <w:t xml:space="preserve">が出ていました。会員側は中国語が既定なのに、障害時だけ英語になる状態でした。（PR #56）</w:t>
+      </w:r>
+    </w:p>
+    <w:p>
+      <w:pPr>
+        <w:pStyle w:val="Heading3"/>
+        <w:keepNext/>
+        <w:spacing w:after="120" w:before="260"/>
+      </w:pPr>
+      <w:r>
+        <w:rPr>
+          <w:rFonts w:ascii="MS Gothic" w:cs="MS Gothic" w:eastAsia="MS Gothic" w:hAnsi="MS Gothic"/>
+          <w:b/>
+          <w:bCs/>
+          <w:color w:val="000000"/>
+          <w:sz w:val="22"/>
+          <w:szCs w:val="22"/>
+        </w:rPr>
+        <w:t xml:space="preserve">🟡 ⑧ 管理画面で「権限がありません」と誤って出る</w:t>
+      </w:r>
+    </w:p>
+    <w:p>
+      <w:pPr>
+        <w:spacing w:after="120" w:line="300" w:lineRule="auto"/>
+        <w:jc w:val="both"/>
+      </w:pPr>
+      <w:r>
+        <w:rPr>
+          <w:rFonts w:ascii="MS Mincho" w:cs="MS Mincho" w:eastAsia="MS Mincho" w:hAnsi="MS Mincho"/>
+          <w:b w:val="false"/>
+          <w:bCs w:val="false"/>
+          <w:color w:val="000000"/>
+          <w:sz w:val="21"/>
+          <w:szCs w:val="21"/>
+        </w:rPr>
+        <w:t xml:space="preserve">データベースに繋がらないときも「権限がありません」と表示していました。原因が正反対なので、</w:t>
+      </w:r>
+      <w:r>
+        <w:rPr>
+          <w:rFonts w:ascii="MS Mincho" w:cs="MS Mincho" w:eastAsia="MS Mincho" w:hAnsi="MS Mincho"/>
+          <w:b/>
+          <w:bCs/>
+          <w:color w:val="000000"/>
+          <w:sz w:val="21"/>
+          <w:szCs w:val="21"/>
+        </w:rPr>
+        <w:t xml:space="preserve">スタッフが「自分の権限が外された」と誤解します</w:t>
+      </w:r>
+      <w:r>
+        <w:rPr>
+          <w:rFonts w:ascii="MS Mincho" w:cs="MS Mincho" w:eastAsia="MS Mincho" w:hAnsi="MS Mincho"/>
+          <w:b w:val="false"/>
+          <w:bCs w:val="false"/>
+          <w:color w:val="000000"/>
+          <w:sz w:val="21"/>
+          <w:szCs w:val="21"/>
+        </w:rPr>
+        <w:t xml:space="preserve">。（PR #56）</w:t>
+      </w:r>
+    </w:p>
+    <w:p>
+      <w:pPr>
+        <w:pBdr>
+          <w:bottom w:val="single" w:color="CCCCCC" w:sz="6" w:space="2"/>
+        </w:pBdr>
+        <w:spacing w:after="200" w:before="120"/>
+      </w:pPr>
+      <w:r>
+        <w:rPr>
+          <w:sz w:val="2"/>
+          <w:szCs w:val="2"/>
+        </w:rPr>
+        <w:t xml:space="preserve"/>
+      </w:r>
+    </w:p>
+    <w:p>
+      <w:pPr>
+        <w:pStyle w:val="Heading2"/>
+        <w:keepNext/>
+        <w:pBdr>
+          <w:bottom w:val="single" w:color="C0392B" w:sz="8" w:space="4"/>
+        </w:pBdr>
+        <w:spacing w:after="140" w:before="360"/>
+      </w:pPr>
+      <w:r>
+        <w:rPr>
+          <w:rFonts w:ascii="MS Gothic" w:cs="MS Gothic" w:eastAsia="MS Gothic" w:hAnsi="MS Gothic"/>
+          <w:b/>
+          <w:bCs/>
+          <w:color w:val="000000"/>
+          <w:sz w:val="24"/>
+          <w:szCs w:val="24"/>
+        </w:rPr>
+        <w:t xml:space="preserve">4. すでに影響が出ていないかの確認（お願い）</w:t>
+      </w:r>
+    </w:p>
+    <w:p>
+      <w:pPr>
+        <w:spacing w:after="120" w:line="300" w:lineRule="auto"/>
+        <w:jc w:val="both"/>
+      </w:pPr>
+      <w:r>
+        <w:rPr>
+          <w:rFonts w:ascii="MS Mincho" w:cs="MS Mincho" w:eastAsia="MS Mincho" w:hAnsi="MS Mincho"/>
+          <w:b w:val="false"/>
+          <w:bCs w:val="false"/>
+          <w:color w:val="000000"/>
+          <w:sz w:val="21"/>
+          <w:szCs w:val="21"/>
+        </w:rPr>
+        <w:t xml:space="preserve">サイトは</w:t>
+      </w:r>
+      <w:r>
+        <w:rPr>
+          <w:rFonts w:ascii="MS Mincho" w:cs="MS Mincho" w:eastAsia="MS Mincho" w:hAnsi="MS Mincho"/>
+          <w:b/>
+          <w:bCs/>
+          <w:color w:val="000000"/>
+          <w:sz w:val="21"/>
+          <w:szCs w:val="21"/>
+        </w:rPr>
+        <w:t xml:space="preserve">サンプル求人だけを載せた状態で、すでに公開・登録可能</w:t>
+      </w:r>
+      <w:r>
+        <w:rPr>
+          <w:rFonts w:ascii="MS Mincho" w:cs="MS Mincho" w:eastAsia="MS Mincho" w:hAnsi="MS Mincho"/>
+          <w:b w:val="false"/>
+          <w:bCs w:val="false"/>
+          <w:color w:val="000000"/>
+          <w:sz w:val="21"/>
+          <w:szCs w:val="21"/>
+        </w:rPr>
+        <w:t xml:space="preserve">でした。実在の求職者が登録・応募していた可能性があります。</w:t>
+      </w:r>
+    </w:p>
+    <w:p>
+      <w:pPr>
+        <w:spacing w:after="120" w:line="300" w:lineRule="auto"/>
+        <w:jc w:val="both"/>
+      </w:pPr>
+      <w:r>
+        <w:rPr>
+          <w:rFonts w:ascii="MS Mincho" w:cs="MS Mincho" w:eastAsia="MS Mincho" w:hAnsi="MS Mincho"/>
+          <w:b/>
+          <w:bCs/>
+          <w:color w:val="000000"/>
+          <w:sz w:val="21"/>
+          <w:szCs w:val="21"/>
+        </w:rPr>
+        <w:t xml:space="preserve">次を確認してください</w:t>
+      </w:r>
+      <w:r>
+        <w:rPr>
+          <w:rFonts w:ascii="MS Mincho" w:cs="MS Mincho" w:eastAsia="MS Mincho" w:hAnsi="MS Mincho"/>
+          <w:b w:val="false"/>
+          <w:bCs w:val="false"/>
+          <w:color w:val="000000"/>
+          <w:sz w:val="21"/>
+          <w:szCs w:val="21"/>
+        </w:rPr>
+        <w:t xml:space="preserve">（3分）:</w:t>
+      </w:r>
+    </w:p>
+    <w:p>
+      <w:pPr>
+        <w:pStyle w:val="ListParagraph"/>
+        <w:numPr>
+          <w:ilvl w:val="0"/>
+          <w:numId w:val="3"/>
+        </w:numPr>
+        <w:spacing w:after="80" w:line="290" w:lineRule="auto"/>
+        <w:jc w:val="both"/>
+      </w:pPr>
+      <w:r>
+        <w:rPr>
+          <w:rFonts w:ascii="Consolas" w:cs="Consolas" w:eastAsia="Consolas" w:hAnsi="Consolas"/>
+          <w:b w:val="false"/>
+          <w:bCs w:val="false"/>
+          <w:color w:val="000000"/>
+          <w:sz w:val="18"/>
+          <w:szCs w:val="18"/>
+          <w:shd w:fill="F0F0F0" w:val="clear"/>
+        </w:rPr>
+        <w:t xml:space="preserve">https://yingpin.jp/admin</w:t>
+      </w:r>
+      <w:r>
+        <w:rPr>
+          <w:rFonts w:ascii="MS Mincho" w:cs="MS Mincho" w:eastAsia="MS Mincho" w:hAnsi="MS Mincho"/>
+          <w:b w:val="false"/>
+          <w:bCs w:val="false"/>
+          <w:color w:val="000000"/>
+          <w:sz w:val="21"/>
+          <w:szCs w:val="21"/>
+        </w:rPr>
+        <w:t xml:space="preserve"> を開く</w:t>
+      </w:r>
+    </w:p>
+    <w:p>
+      <w:pPr>
+        <w:pStyle w:val="ListParagraph"/>
+        <w:numPr>
+          <w:ilvl w:val="0"/>
+          <w:numId w:val="3"/>
+        </w:numPr>
+        <w:spacing w:after="80" w:line="290" w:lineRule="auto"/>
+        <w:jc w:val="both"/>
+      </w:pPr>
+      <w:r>
+        <w:rPr>
+          <w:rFonts w:ascii="MS Mincho" w:cs="MS Mincho" w:eastAsia="MS Mincho" w:hAnsi="MS Mincho"/>
+          <w:b/>
+          <w:bCs/>
+          <w:color w:val="000000"/>
+          <w:sz w:val="21"/>
+          <w:szCs w:val="21"/>
+        </w:rPr>
+        <w:t xml:space="preserve">「会員数」が0でなければ</w:t>
+      </w:r>
+      <w:r>
+        <w:rPr>
+          <w:rFonts w:ascii="MS Mincho" w:cs="MS Mincho" w:eastAsia="MS Mincho" w:hAnsi="MS Mincho"/>
+          <w:b w:val="false"/>
+          <w:bCs w:val="false"/>
+          <w:color w:val="000000"/>
+          <w:sz w:val="21"/>
+          <w:szCs w:val="21"/>
+        </w:rPr>
+        <w:t xml:space="preserve">、</w:t>
+      </w:r>
+      <w:r>
+        <w:rPr>
+          <w:rFonts w:ascii="Consolas" w:cs="Consolas" w:eastAsia="Consolas" w:hAnsi="Consolas"/>
+          <w:b w:val="false"/>
+          <w:bCs w:val="false"/>
+          <w:color w:val="000000"/>
+          <w:sz w:val="18"/>
+          <w:szCs w:val="18"/>
+          <w:shd w:fill="F0F0F0" w:val="clear"/>
+        </w:rPr>
+        <w:t xml:space="preserve">/admin/members</w:t>
+      </w:r>
+      <w:r>
+        <w:rPr>
+          <w:rFonts w:ascii="MS Mincho" w:cs="MS Mincho" w:eastAsia="MS Mincho" w:hAnsi="MS Mincho"/>
+          <w:b w:val="false"/>
+          <w:bCs w:val="false"/>
+          <w:color w:val="000000"/>
+          <w:sz w:val="21"/>
+          <w:szCs w:val="21"/>
+        </w:rPr>
+        <w:t xml:space="preserve"> で誰が登録しているか確認</w:t>
+      </w:r>
+    </w:p>
+    <w:p>
+      <w:pPr>
+        <w:pStyle w:val="ListParagraph"/>
+        <w:numPr>
+          <w:ilvl w:val="0"/>
+          <w:numId w:val="3"/>
+        </w:numPr>
+        <w:spacing w:after="80" w:line="290" w:lineRule="auto"/>
+        <w:jc w:val="both"/>
+      </w:pPr>
+      <w:r>
+        <w:rPr>
+          <w:rFonts w:ascii="MS Mincho" w:cs="MS Mincho" w:eastAsia="MS Mincho" w:hAnsi="MS Mincho"/>
+          <w:b/>
+          <w:bCs/>
+          <w:color w:val="000000"/>
+          <w:sz w:val="21"/>
+          <w:szCs w:val="21"/>
+        </w:rPr>
+        <w:t xml:space="preserve">「新規応募（未対応）」が0でなければ</w:t>
+      </w:r>
+      <w:r>
+        <w:rPr>
+          <w:rFonts w:ascii="MS Mincho" w:cs="MS Mincho" w:eastAsia="MS Mincho" w:hAnsi="MS Mincho"/>
+          <w:b w:val="false"/>
+          <w:bCs w:val="false"/>
+          <w:color w:val="000000"/>
+          <w:sz w:val="21"/>
+          <w:szCs w:val="21"/>
+        </w:rPr>
+        <w:t xml:space="preserve">、</w:t>
+      </w:r>
+      <w:r>
+        <w:rPr>
+          <w:rFonts w:ascii="Consolas" w:cs="Consolas" w:eastAsia="Consolas" w:hAnsi="Consolas"/>
+          <w:b w:val="false"/>
+          <w:bCs w:val="false"/>
+          <w:color w:val="000000"/>
+          <w:sz w:val="18"/>
+          <w:szCs w:val="18"/>
+          <w:shd w:fill="F0F0F0" w:val="clear"/>
+        </w:rPr>
+        <w:t xml:space="preserve">/admin/applications</w:t>
+      </w:r>
+      <w:r>
+        <w:rPr>
+          <w:rFonts w:ascii="MS Mincho" w:cs="MS Mincho" w:eastAsia="MS Mincho" w:hAnsi="MS Mincho"/>
+          <w:b w:val="false"/>
+          <w:bCs w:val="false"/>
+          <w:color w:val="000000"/>
+          <w:sz w:val="21"/>
+          <w:szCs w:val="21"/>
+        </w:rPr>
+        <w:t xml:space="preserve"> で確認</w:t>
+      </w:r>
+    </w:p>
+    <w:p>
+      <w:pPr>
+        <w:spacing w:after="120" w:line="300" w:lineRule="auto"/>
+        <w:jc w:val="both"/>
+      </w:pPr>
+      <w:r>
+        <w:rPr>
+          <w:rFonts w:ascii="MS Mincho" w:cs="MS Mincho" w:eastAsia="MS Mincho" w:hAnsi="MS Mincho"/>
+          <w:b/>
+          <w:bCs/>
+          <w:color w:val="000000"/>
+          <w:sz w:val="21"/>
+          <w:szCs w:val="21"/>
+        </w:rPr>
+        <w:t xml:space="preserve">1件でもあれば、その方に個別に連絡してください。</w:t>
+      </w:r>
+      <w:r>
+        <w:rPr>
+          <w:rFonts w:ascii="MS Mincho" w:cs="MS Mincho" w:eastAsia="MS Mincho" w:hAnsi="MS Mincho"/>
+          <w:b w:val="false"/>
+          <w:bCs w:val="false"/>
+          <w:color w:val="000000"/>
+          <w:sz w:val="21"/>
+          <w:szCs w:val="21"/>
+        </w:rPr>
+        <w:t xml:space="preserve"> サンプル（架空）の求人に応募された可能性があり、放置すると「応募したのに無視された」という体験になります。</w:t>
+      </w:r>
+    </w:p>
+    <w:p>
+      <w:pPr>
+        <w:pBdr>
+          <w:bottom w:val="single" w:color="CCCCCC" w:sz="6" w:space="2"/>
+        </w:pBdr>
+        <w:spacing w:after="200" w:before="120"/>
+      </w:pPr>
+      <w:r>
+        <w:rPr>
+          <w:sz w:val="2"/>
+          <w:szCs w:val="2"/>
+        </w:rPr>
+        <w:t xml:space="preserve"/>
+      </w:r>
+    </w:p>
+    <w:p>
+      <w:pPr>
+        <w:pStyle w:val="Heading2"/>
+        <w:keepNext/>
+        <w:pBdr>
+          <w:bottom w:val="single" w:color="C0392B" w:sz="8" w:space="4"/>
+        </w:pBdr>
+        <w:spacing w:after="140" w:before="360"/>
+      </w:pPr>
+      <w:r>
+        <w:rPr>
+          <w:rFonts w:ascii="MS Gothic" w:cs="MS Gothic" w:eastAsia="MS Gothic" w:hAnsi="MS Gothic"/>
+          <w:b/>
+          <w:bCs/>
+          <w:color w:val="000000"/>
+          <w:sz w:val="24"/>
+          <w:szCs w:val="24"/>
+        </w:rPr>
+        <w:t xml:space="preserve">5. 今回直したこと／直さなかったこと</w:t>
+      </w:r>
+    </w:p>
+    <w:p>
+      <w:pPr>
+        <w:pStyle w:val="Heading3"/>
+        <w:keepNext/>
+        <w:spacing w:after="120" w:before="260"/>
+      </w:pPr>
+      <w:r>
+        <w:rPr>
+          <w:rFonts w:ascii="MS Gothic" w:cs="MS Gothic" w:eastAsia="MS Gothic" w:hAnsi="MS Gothic"/>
+          <w:b/>
+          <w:bCs/>
+          <w:color w:val="000000"/>
+          <w:sz w:val="22"/>
+          <w:szCs w:val="22"/>
+        </w:rPr>
+        <w:t xml:space="preserve">直したもの（PRを出しています）</w:t>
+      </w:r>
+    </w:p>
+    <w:tbl>
+      <w:tblPr>
+        <w:tblW w:type="dxa" w:w="9638"/>
+        <w:tblBorders>
+          <w:top w:val="single" w:color="auto" w:sz="4"/>
+          <w:left w:val="single" w:color="auto" w:sz="4"/>
+          <w:bottom w:val="single" w:color="auto" w:sz="4"/>
+          <w:right w:val="single" w:color="auto" w:sz="4"/>
+          <w:insideH w:val="single" w:color="auto" w:sz="4"/>
+          <w:insideV w:val="single" w:color="auto" w:sz="4"/>
+        </w:tblBorders>
+      </w:tblPr>
+      <w:tblGrid>
+        <w:gridCol w:w="1600"/>
+        <w:gridCol w:w="7535"/>
+        <w:gridCol w:w="503"/>
+      </w:tblGrid>
+      <w:tr>
+        <w:trPr>
+          <w:tblHeader/>
+        </w:trPr>
+        <w:tc>
+          <w:tcPr>
+            <w:tcW w:type="dxa" w:w="1600"/>
+            <w:shd w:fill="E8E8E8" w:val="clear"/>
+            <w:tcMar>
+              <w:top w:type="dxa" w:w="80"/>
+              <w:left w:type="dxa" w:w="120"/>
+              <w:bottom w:type="dxa" w:w="80"/>
+              <w:right w:type="dxa" w:w="120"/>
+            </w:tcMar>
+            <w:vAlign w:val="center"/>
+          </w:tcPr>
+          <w:p>
+            <w:pPr>
+              <w:spacing w:after="0" w:line="260" w:lineRule="auto"/>
+            </w:pPr>
+            <w:r>
+              <w:rPr>
+                <w:rFonts w:ascii="MS Mincho" w:cs="MS Mincho" w:eastAsia="MS Mincho" w:hAnsi="MS Mincho"/>
+                <w:b/>
+                <w:bCs/>
+                <w:color w:val="000000"/>
+                <w:sz w:val="18"/>
+                <w:szCs w:val="18"/>
+              </w:rPr>
+              <w:t xml:space="preserve">PR</w:t>
+            </w:r>
+          </w:p>
+        </w:tc>
+        <w:tc>
+          <w:tcPr>
+            <w:tcW w:type="dxa" w:w="7535"/>
+            <w:shd w:fill="E8E8E8" w:val="clear"/>
+            <w:tcMar>
+              <w:top w:type="dxa" w:w="80"/>
+              <w:left w:type="dxa" w:w="120"/>
+              <w:bottom w:type="dxa" w:w="80"/>
+              <w:right w:type="dxa" w:w="120"/>
+            </w:tcMar>
+            <w:vAlign w:val="center"/>
+          </w:tcPr>
+          <w:p>
+            <w:pPr>
+              <w:spacing w:after="0" w:line="260" w:lineRule="auto"/>
+            </w:pPr>
+            <w:r>
+              <w:rPr>
+                <w:rFonts w:ascii="MS Mincho" w:cs="MS Mincho" w:eastAsia="MS Mincho" w:hAnsi="MS Mincho"/>
+                <w:b/>
+                <w:bCs/>
+                <w:color w:val="000000"/>
+                <w:sz w:val="18"/>
+                <w:szCs w:val="18"/>
+              </w:rPr>
+              <w:t xml:space="preserve">内容</w:t>
+            </w:r>
+          </w:p>
+        </w:tc>
+        <w:tc>
+          <w:tcPr>
+            <w:tcW w:type="dxa" w:w="503"/>
+            <w:shd w:fill="E8E8E8" w:val="clear"/>
+            <w:tcMar>
+              <w:top w:type="dxa" w:w="80"/>
+              <w:left w:type="dxa" w:w="120"/>
+              <w:bottom w:type="dxa" w:w="80"/>
+              <w:right w:type="dxa" w:w="120"/>
+            </w:tcMar>
+            <w:vAlign w:val="center"/>
+          </w:tcPr>
+          <w:p>
+            <w:pPr>
+              <w:spacing w:after="0" w:line="260" w:lineRule="auto"/>
+            </w:pPr>
+            <w:r>
+              <w:rPr>
+                <w:rFonts w:ascii="MS Mincho" w:cs="MS Mincho" w:eastAsia="MS Mincho" w:hAnsi="MS Mincho"/>
+                <w:b/>
+                <w:bCs/>
+                <w:color w:val="000000"/>
+                <w:sz w:val="18"/>
+                <w:szCs w:val="18"/>
+              </w:rPr>
+              <w:t xml:space="preserve">DB変更</w:t>
             </w:r>
           </w:p>
         </w:tc>
@@ -4040,13 +4355,213 @@
                 <w:sz w:val="18"/>
                 <w:szCs w:val="18"/>
               </w:rPr>
+              <w:t xml:space="preserve">#54</w:t>
+            </w:r>
+          </w:p>
+        </w:tc>
+        <w:tc>
+          <w:tcPr>
+            <w:tcW w:type="dxa" w:w="7535"/>
+            <w:tcMar>
+              <w:top w:type="dxa" w:w="80"/>
+              <w:left w:type="dxa" w:w="120"/>
+              <w:bottom w:type="dxa" w:w="80"/>
+              <w:right w:type="dxa" w:w="120"/>
+            </w:tcMar>
+            <w:vAlign w:val="center"/>
+          </w:tcPr>
+          <w:p>
+            <w:pPr>
+              <w:spacing w:after="0" w:line="260" w:lineRule="auto"/>
+            </w:pPr>
+            <w:r>
+              <w:rPr>
+                <w:rFonts w:ascii="MS Mincho" w:cs="MS Mincho" w:eastAsia="MS Mincho" w:hAnsi="MS Mincho"/>
+                <w:b w:val="false"/>
+                <w:bCs w:val="false"/>
+                <w:color w:val="000000"/>
+                <w:sz w:val="18"/>
+                <w:szCs w:val="18"/>
+              </w:rPr>
+              <w:t xml:space="preserve">オーナーの宿題リスト（文書のみ）</w:t>
+            </w:r>
+          </w:p>
+        </w:tc>
+        <w:tc>
+          <w:tcPr>
+            <w:tcW w:type="dxa" w:w="503"/>
+            <w:tcMar>
+              <w:top w:type="dxa" w:w="80"/>
+              <w:left w:type="dxa" w:w="120"/>
+              <w:bottom w:type="dxa" w:w="80"/>
+              <w:right w:type="dxa" w:w="120"/>
+            </w:tcMar>
+            <w:vAlign w:val="center"/>
+          </w:tcPr>
+          <w:p>
+            <w:pPr>
+              <w:spacing w:after="0" w:line="260" w:lineRule="auto"/>
+            </w:pPr>
+            <w:r>
+              <w:rPr>
+                <w:rFonts w:ascii="MS Mincho" w:cs="MS Mincho" w:eastAsia="MS Mincho" w:hAnsi="MS Mincho"/>
+                <w:b w:val="false"/>
+                <w:bCs w:val="false"/>
+                <w:color w:val="000000"/>
+                <w:sz w:val="18"/>
+                <w:szCs w:val="18"/>
+              </w:rPr>
+              <w:t xml:space="preserve">なし</w:t>
+            </w:r>
+          </w:p>
+        </w:tc>
+      </w:tr>
+      <w:tr>
+        <w:trPr>
+          <w:tblHeader w:val="false"/>
+        </w:trPr>
+        <w:tc>
+          <w:tcPr>
+            <w:tcW w:type="dxa" w:w="1600"/>
+            <w:tcMar>
+              <w:top w:type="dxa" w:w="80"/>
+              <w:left w:type="dxa" w:w="120"/>
+              <w:bottom w:type="dxa" w:w="80"/>
+              <w:right w:type="dxa" w:w="120"/>
+            </w:tcMar>
+            <w:vAlign w:val="center"/>
+          </w:tcPr>
+          <w:p>
+            <w:pPr>
+              <w:spacing w:after="0" w:line="260" w:lineRule="auto"/>
+            </w:pPr>
+            <w:r>
+              <w:rPr>
+                <w:rFonts w:ascii="MS Mincho" w:cs="MS Mincho" w:eastAsia="MS Mincho" w:hAnsi="MS Mincho"/>
+                <w:b/>
+                <w:bCs/>
+                <w:color w:val="000000"/>
+                <w:sz w:val="18"/>
+                <w:szCs w:val="18"/>
+              </w:rPr>
+              <w:t xml:space="preserve">#55</w:t>
+            </w:r>
+          </w:p>
+        </w:tc>
+        <w:tc>
+          <w:tcPr>
+            <w:tcW w:type="dxa" w:w="7535"/>
+            <w:tcMar>
+              <w:top w:type="dxa" w:w="80"/>
+              <w:left w:type="dxa" w:w="120"/>
+              <w:bottom w:type="dxa" w:w="80"/>
+              <w:right w:type="dxa" w:w="120"/>
+            </w:tcMar>
+            <w:vAlign w:val="center"/>
+          </w:tcPr>
+          <w:p>
+            <w:pPr>
+              <w:spacing w:after="0" w:line="260" w:lineRule="auto"/>
+            </w:pPr>
+            <w:r>
+              <w:rPr>
+                <w:rFonts w:ascii="MS Mincho" w:cs="MS Mincho" w:eastAsia="MS Mincho" w:hAnsi="MS Mincho"/>
+                <w:b w:val="false"/>
+                <w:bCs w:val="false"/>
+                <w:color w:val="000000"/>
+                <w:sz w:val="18"/>
+                <w:szCs w:val="18"/>
+              </w:rPr>
+              <w:t xml:space="preserve">応募の失敗表示・</w:t>
+            </w:r>
+            <w:r>
+              <w:rPr>
+                <w:rFonts w:ascii="MS Mincho" w:cs="MS Mincho" w:eastAsia="MS Mincho" w:hAnsi="MS Mincho"/>
+                <w:b/>
+                <w:bCs/>
+                <w:color w:val="000000"/>
+                <w:sz w:val="18"/>
+                <w:szCs w:val="18"/>
+              </w:rPr>
+              <w:t xml:space="preserve">本物のWeChat QRの掲載</w:t>
+            </w:r>
+            <w:r>
+              <w:rPr>
+                <w:rFonts w:ascii="MS Mincho" w:cs="MS Mincho" w:eastAsia="MS Mincho" w:hAnsi="MS Mincho"/>
+                <w:b w:val="false"/>
+                <w:bCs w:val="false"/>
+                <w:color w:val="000000"/>
+                <w:sz w:val="18"/>
+                <w:szCs w:val="18"/>
+              </w:rPr>
+              <w:t xml:space="preserve">・ログイン画面の窓口・「演示版」削除ほか</w:t>
+            </w:r>
+          </w:p>
+        </w:tc>
+        <w:tc>
+          <w:tcPr>
+            <w:tcW w:type="dxa" w:w="503"/>
+            <w:tcMar>
+              <w:top w:type="dxa" w:w="80"/>
+              <w:left w:type="dxa" w:w="120"/>
+              <w:bottom w:type="dxa" w:w="80"/>
+              <w:right w:type="dxa" w:w="120"/>
+            </w:tcMar>
+            <w:vAlign w:val="center"/>
+          </w:tcPr>
+          <w:p>
+            <w:pPr>
+              <w:spacing w:after="0" w:line="260" w:lineRule="auto"/>
+            </w:pPr>
+            <w:r>
+              <w:rPr>
+                <w:rFonts w:ascii="MS Mincho" w:cs="MS Mincho" w:eastAsia="MS Mincho" w:hAnsi="MS Mincho"/>
+                <w:b/>
+                <w:bCs/>
+                <w:color w:val="000000"/>
+                <w:sz w:val="18"/>
+                <w:szCs w:val="18"/>
+              </w:rPr>
+              <w:t xml:space="preserve">なし</w:t>
+            </w:r>
+          </w:p>
+        </w:tc>
+      </w:tr>
+      <w:tr>
+        <w:trPr>
+          <w:tblHeader w:val="false"/>
+        </w:trPr>
+        <w:tc>
+          <w:tcPr>
+            <w:tcW w:type="dxa" w:w="1600"/>
+            <w:tcMar>
+              <w:top w:type="dxa" w:w="80"/>
+              <w:left w:type="dxa" w:w="120"/>
+              <w:bottom w:type="dxa" w:w="80"/>
+              <w:right w:type="dxa" w:w="120"/>
+            </w:tcMar>
+            <w:vAlign w:val="center"/>
+          </w:tcPr>
+          <w:p>
+            <w:pPr>
+              <w:spacing w:after="0" w:line="260" w:lineRule="auto"/>
+            </w:pPr>
+            <w:r>
+              <w:rPr>
+                <w:rFonts w:ascii="MS Mincho" w:cs="MS Mincho" w:eastAsia="MS Mincho" w:hAnsi="MS Mincho"/>
+                <w:b/>
+                <w:bCs/>
+                <w:color w:val="000000"/>
+                <w:sz w:val="18"/>
+                <w:szCs w:val="18"/>
+              </w:rPr>
               <w:t xml:space="preserve">#56</w:t>
             </w:r>
           </w:p>
         </w:tc>
         <w:tc>
           <w:tcPr>
-            <w:tcW w:type="dxa" w:w="7229"/>
+            <w:tcW w:type="dxa" w:w="7535"/>
             <w:tcMar>
               <w:top w:type="dxa" w:w="80"/>
               <w:left w:type="dxa" w:w="120"/>
@@ -4074,7 +4589,7 @@
         </w:tc>
         <w:tc>
           <w:tcPr>
-            <w:tcW w:type="dxa" w:w="809"/>
+            <w:tcW w:type="dxa" w:w="503"/>
             <w:tcMar>
               <w:top w:type="dxa" w:w="80"/>
               <w:left w:type="dxa" w:w="120"/>
@@ -8137,7 +8652,195 @@
                 <w:sz w:val="18"/>
                 <w:szCs w:val="18"/>
               </w:rPr>
-              <w:t xml:space="preserve">）</w:t>
+              <w:t xml:space="preserve">）／モックは </w:t>
+            </w:r>
+            <w:r>
+              <w:rPr>
+                <w:rFonts w:ascii="Consolas" w:cs="Consolas" w:eastAsia="Consolas" w:hAnsi="Consolas"/>
+                <w:b w:val="false"/>
+                <w:bCs w:val="false"/>
+                <w:color w:val="000000"/>
+                <w:sz w:val="18"/>
+                <w:szCs w:val="18"/>
+                <w:shd w:fill="F0F0F0" w:val="clear"/>
+              </w:rPr>
+              <w:t xml:space="preserve">assets/js/app.js</w:t>
+            </w:r>
+            <w:r>
+              <w:rPr>
+                <w:rFonts w:ascii="MS Mincho" w:cs="MS Mincho" w:eastAsia="MS Mincho" w:hAnsi="MS Mincho"/>
+                <w:b w:val="false"/>
+                <w:bCs w:val="false"/>
+                <w:color w:val="000000"/>
+                <w:sz w:val="18"/>
+                <w:szCs w:val="18"/>
+              </w:rPr>
+              <w:t xml:space="preserve"> の </w:t>
+            </w:r>
+            <w:r>
+              <w:rPr>
+                <w:rFonts w:ascii="Consolas" w:cs="Consolas" w:eastAsia="Consolas" w:hAnsi="Consolas"/>
+                <w:b w:val="false"/>
+                <w:bCs w:val="false"/>
+                <w:color w:val="000000"/>
+                <w:sz w:val="18"/>
+                <w:szCs w:val="18"/>
+                <w:shd w:fill="F0F0F0" w:val="clear"/>
+              </w:rPr>
+              <w:t xml:space="preserve">qrSVG()</w:t>
+            </w:r>
+          </w:p>
+        </w:tc>
+      </w:tr>
+      <w:tr>
+        <w:trPr>
+          <w:tblHeader w:val="false"/>
+        </w:trPr>
+        <w:tc>
+          <w:tcPr>
+            <w:tcW w:type="dxa" w:w="1766"/>
+            <w:tcMar>
+              <w:top w:type="dxa" w:w="80"/>
+              <w:left w:type="dxa" w:w="120"/>
+              <w:bottom w:type="dxa" w:w="80"/>
+              <w:right w:type="dxa" w:w="120"/>
+            </w:tcMar>
+            <w:vAlign w:val="center"/>
+          </w:tcPr>
+          <w:p>
+            <w:pPr>
+              <w:spacing w:after="0" w:line="260" w:lineRule="auto"/>
+            </w:pPr>
+            <w:r>
+              <w:rPr>
+                <w:rFonts w:ascii="MS Mincho" w:cs="MS Mincho" w:eastAsia="MS Mincho" w:hAnsi="MS Mincho"/>
+                <w:b w:val="false"/>
+                <w:bCs w:val="false"/>
+                <w:color w:val="000000"/>
+                <w:sz w:val="18"/>
+                <w:szCs w:val="18"/>
+              </w:rPr>
+              <w:t xml:space="preserve">誤ったWeChat IDが4か所に重複</w:t>
+            </w:r>
+          </w:p>
+        </w:tc>
+        <w:tc>
+          <w:tcPr>
+            <w:tcW w:type="dxa" w:w="7872"/>
+            <w:tcMar>
+              <w:top w:type="dxa" w:w="80"/>
+              <w:left w:type="dxa" w:w="120"/>
+              <w:bottom w:type="dxa" w:w="80"/>
+              <w:right w:type="dxa" w:w="120"/>
+            </w:tcMar>
+            <w:vAlign w:val="center"/>
+          </w:tcPr>
+          <w:p>
+            <w:pPr>
+              <w:spacing w:after="0" w:line="260" w:lineRule="auto"/>
+            </w:pPr>
+            <w:r>
+              <w:rPr>
+                <w:rFonts w:ascii="Consolas" w:cs="Consolas" w:eastAsia="Consolas" w:hAnsi="Consolas"/>
+                <w:b w:val="false"/>
+                <w:bCs w:val="false"/>
+                <w:color w:val="000000"/>
+                <w:sz w:val="18"/>
+                <w:szCs w:val="18"/>
+                <w:shd w:fill="F0F0F0" w:val="clear"/>
+              </w:rPr>
+              <w:t xml:space="preserve">JobDetail.tsx:11</w:t>
+            </w:r>
+            <w:r>
+              <w:rPr>
+                <w:rFonts w:ascii="MS Mincho" w:cs="MS Mincho" w:eastAsia="MS Mincho" w:hAnsi="MS Mincho"/>
+                <w:b w:val="false"/>
+                <w:bCs w:val="false"/>
+                <w:color w:val="000000"/>
+                <w:sz w:val="18"/>
+                <w:szCs w:val="18"/>
+              </w:rPr>
+              <w:t xml:space="preserve"> / </w:t>
+            </w:r>
+            <w:r>
+              <w:rPr>
+                <w:rFonts w:ascii="Consolas" w:cs="Consolas" w:eastAsia="Consolas" w:hAnsi="Consolas"/>
+                <w:b w:val="false"/>
+                <w:bCs w:val="false"/>
+                <w:color w:val="000000"/>
+                <w:sz w:val="18"/>
+                <w:szCs w:val="18"/>
+                <w:shd w:fill="F0F0F0" w:val="clear"/>
+              </w:rPr>
+              <w:t xml:space="preserve">data/mock-data.ts:30</w:t>
+            </w:r>
+            <w:r>
+              <w:rPr>
+                <w:rFonts w:ascii="MS Mincho" w:cs="MS Mincho" w:eastAsia="MS Mincho" w:hAnsi="MS Mincho"/>
+                <w:b w:val="false"/>
+                <w:bCs w:val="false"/>
+                <w:color w:val="000000"/>
+                <w:sz w:val="18"/>
+                <w:szCs w:val="18"/>
+              </w:rPr>
+              <w:t xml:space="preserve">（</w:t>
+            </w:r>
+            <w:r>
+              <w:rPr>
+                <w:rFonts w:ascii="MS Mincho" w:cs="MS Mincho" w:eastAsia="MS Mincho" w:hAnsi="MS Mincho"/>
+                <w:b/>
+                <w:bCs/>
+                <w:color w:val="000000"/>
+                <w:sz w:val="18"/>
+                <w:szCs w:val="18"/>
+              </w:rPr>
+              <w:t xml:space="preserve">死んだexport</w:t>
+            </w:r>
+            <w:r>
+              <w:rPr>
+                <w:rFonts w:ascii="MS Mincho" w:cs="MS Mincho" w:eastAsia="MS Mincho" w:hAnsi="MS Mincho"/>
+                <w:b w:val="false"/>
+                <w:bCs w:val="false"/>
+                <w:color w:val="000000"/>
+                <w:sz w:val="18"/>
+                <w:szCs w:val="18"/>
+              </w:rPr>
+              <w:t xml:space="preserve">） / </w:t>
+            </w:r>
+            <w:r>
+              <w:rPr>
+                <w:rFonts w:ascii="Consolas" w:cs="Consolas" w:eastAsia="Consolas" w:hAnsi="Consolas"/>
+                <w:b w:val="false"/>
+                <w:bCs w:val="false"/>
+                <w:color w:val="000000"/>
+                <w:sz w:val="18"/>
+                <w:szCs w:val="18"/>
+                <w:shd w:fill="F0F0F0" w:val="clear"/>
+              </w:rPr>
+              <w:t xml:space="preserve">assets/js/data.js:30</w:t>
+            </w:r>
+            <w:r>
+              <w:rPr>
+                <w:rFonts w:ascii="MS Mincho" w:cs="MS Mincho" w:eastAsia="MS Mincho" w:hAnsi="MS Mincho"/>
+                <w:b w:val="false"/>
+                <w:bCs w:val="false"/>
+                <w:color w:val="000000"/>
+                <w:sz w:val="18"/>
+                <w:szCs w:val="18"/>
+              </w:rPr>
+              <w:t xml:space="preserve"> / </w:t>
+            </w:r>
+            <w:r>
+              <w:rPr>
+                <w:rFonts w:ascii="Consolas" w:cs="Consolas" w:eastAsia="Consolas" w:hAnsi="Consolas"/>
+                <w:b w:val="false"/>
+                <w:bCs w:val="false"/>
+                <w:color w:val="000000"/>
+                <w:sz w:val="18"/>
+                <w:szCs w:val="18"/>
+                <w:shd w:fill="F0F0F0" w:val="clear"/>
+              </w:rPr>
+              <w:t xml:space="preserve">preview.html</w:t>
             </w:r>
           </w:p>
         </w:tc>

--- a/docs/review/export/サイト総合評価レポート_2026-07-30.docx
+++ b/docs/review/export/サイト総合評価レポート_2026-07-30.docx
@@ -3494,18 +3494,40 @@
           <w:sz w:val="21"/>
           <w:szCs w:val="21"/>
         </w:rPr>
-        <w:t xml:space="preserve">QRは解消しました。</w:t>
-      </w:r>
-      <w:r>
-        <w:rPr>
-          <w:rFonts w:ascii="MS Mincho" w:cs="MS Mincho" w:eastAsia="MS Mincho" w:hAnsi="MS Mincho"/>
-          <w:b w:val="false"/>
-          <w:bCs w:val="false"/>
-          <w:color w:val="000000"/>
-          <w:sz w:val="21"/>
-          <w:szCs w:val="21"/>
-        </w:rPr>
-        <w:t xml:space="preserve"> 7/31にオーナーから正しい画像をいただき、読み取り先がWeChatの友だち追加リンクであることを機械的に確認したうえで掲載しています（圧縮ノイズを除去して107KB→3.6KBに縮小。中国の回線で効きます）。</w:t>
+        <w:t xml:space="preserve">QRは解消しました（8/1 確認完了）。</w:t>
+      </w:r>
+      <w:r>
+        <w:rPr>
+          <w:rFonts w:ascii="MS Mincho" w:cs="MS Mincho" w:eastAsia="MS Mincho" w:hAnsi="MS Mincho"/>
+          <w:b w:val="false"/>
+          <w:bCs w:val="false"/>
+          <w:color w:val="000000"/>
+          <w:sz w:val="21"/>
+          <w:szCs w:val="21"/>
+        </w:rPr>
+        <w:t xml:space="preserve"> 7/31にオーナーから画像をいただき、読み取り先がWeChatの友だち追加リンクであることを機械的に確認したうえで掲載。さらに </w:t>
+      </w:r>
+      <w:r>
+        <w:rPr>
+          <w:rFonts w:ascii="MS Mincho" w:cs="MS Mincho" w:eastAsia="MS Mincho" w:hAnsi="MS Mincho"/>
+          <w:b/>
+          <w:bCs/>
+          <w:color w:val="000000"/>
+          <w:sz w:val="21"/>
+          <w:szCs w:val="21"/>
+        </w:rPr>
+        <w:t xml:space="preserve">8/1に別端末で読み取り、窓口アカウント「招聘支援指南」が表示されること</w:t>
+      </w:r>
+      <w:r>
+        <w:rPr>
+          <w:rFonts w:ascii="MS Mincho" w:cs="MS Mincho" w:eastAsia="MS Mincho" w:hAnsi="MS Mincho"/>
+          <w:b w:val="false"/>
+          <w:bCs w:val="false"/>
+          <w:color w:val="000000"/>
+          <w:sz w:val="21"/>
+          <w:szCs w:val="21"/>
+        </w:rPr>
+        <w:t xml:space="preserve">をオーナーに確認いただきました。圧縮ノイズを除去して107KB→3.6KBに縮小しています（中国の回線で効きます）。</w:t>
       </w:r>
     </w:p>
     <w:p>
@@ -3533,7 +3555,7 @@
           <w:sz w:val="21"/>
           <w:szCs w:val="21"/>
         </w:rPr>
-        <w:t xml:space="preserve"> いただいた </w:t>
+        <w:t xml:space="preserve"> </w:t>
       </w:r>
       <w:r>
         <w:rPr>
@@ -3632,7 +3654,7 @@
           <w:left w:val="single" w:color="AAAAAA" w:sz="18" w:space="10"/>
         </w:pBdr>
         <w:shd w:fill="F5F5F5" w:val="clear"/>
-        <w:spacing w:after="160" w:before="120" w:line="280" w:lineRule="auto"/>
+        <w:spacing w:after="40" w:before="120" w:line="280" w:lineRule="auto"/>
         <w:ind w:left="260"/>
         <w:jc w:val="both"/>
       </w:pPr>
@@ -3645,7 +3667,7 @@
           <w:sz w:val="18"/>
           <w:szCs w:val="18"/>
         </w:rPr>
-        <w:t xml:space="preserve">📌 なお </w:t>
+        <w:t xml:space="preserve">📌 </w:t>
       </w:r>
       <w:r>
         <w:rPr>
@@ -3656,8 +3678,19 @@
           <w:sz w:val="18"/>
           <w:szCs w:val="18"/>
         </w:rPr>
-        <w:t xml:space="preserve">WeChatの友だち追加QRは、IDから計算で作ることができません</w:t>
-      </w:r>
+        <w:t xml:space="preserve">QRについて、次に触る方への注意が2つあります。</w:t>
+      </w:r>
+    </w:p>
+    <w:p>
+      <w:pPr>
+        <w:pBdr>
+          <w:left w:val="single" w:color="AAAAAA" w:sz="18" w:space="10"/>
+        </w:pBdr>
+        <w:shd w:fill="F5F5F5" w:val="clear"/>
+        <w:spacing w:after="40" w:before="0" w:line="280" w:lineRule="auto"/>
+        <w:ind w:left="260"/>
+        <w:jc w:val="both"/>
+      </w:pPr>
       <w:r>
         <w:rPr>
           <w:rFonts w:ascii="MS Mincho" w:cs="MS Mincho" w:eastAsia="MS Mincho" w:hAnsi="MS Mincho"/>
@@ -3667,7 +3700,7 @@
           <w:sz w:val="18"/>
           <w:szCs w:val="18"/>
         </w:rPr>
-        <w:t xml:space="preserve">（アカウント固有のデータを持つため）。</w:t>
+        <w:t xml:space="preserve">1. </w:t>
       </w:r>
       <w:r>
         <w:rPr>
@@ -3678,7 +3711,84 @@
           <w:sz w:val="18"/>
           <w:szCs w:val="18"/>
         </w:rPr>
-        <w:t xml:space="preserve">QR作成サイトなどで作り直さないでください。</w:t>
+        <w:t xml:space="preserve">WeChatの友だち追加QRは、IDから計算で作ることができません</w:t>
+      </w:r>
+      <w:r>
+        <w:rPr>
+          <w:rFonts w:ascii="MS Mincho" w:cs="MS Mincho" w:eastAsia="MS Mincho" w:hAnsi="MS Mincho"/>
+          <w:b w:val="false"/>
+          <w:bCs w:val="false"/>
+          <w:color w:val="000000"/>
+          <w:sz w:val="18"/>
+          <w:szCs w:val="18"/>
+        </w:rPr>
+        <w:t xml:space="preserve">（アカウント固有のデータを持つため）。QR作成サイトなどで作り直さないでください</w:t>
+      </w:r>
+    </w:p>
+    <w:p>
+      <w:pPr>
+        <w:pBdr>
+          <w:left w:val="single" w:color="AAAAAA" w:sz="18" w:space="10"/>
+        </w:pBdr>
+        <w:shd w:fill="F5F5F5" w:val="clear"/>
+        <w:spacing w:after="160" w:before="0" w:line="280" w:lineRule="auto"/>
+        <w:ind w:left="260"/>
+        <w:jc w:val="both"/>
+      </w:pPr>
+      <w:r>
+        <w:rPr>
+          <w:rFonts w:ascii="MS Mincho" w:cs="MS Mincho" w:eastAsia="MS Mincho" w:hAnsi="MS Mincho"/>
+          <w:b w:val="false"/>
+          <w:bCs w:val="false"/>
+          <w:color w:val="000000"/>
+          <w:sz w:val="18"/>
+          <w:szCs w:val="18"/>
+        </w:rPr>
+        <w:t xml:space="preserve">2. </w:t>
+      </w:r>
+      <w:r>
+        <w:rPr>
+          <w:rFonts w:ascii="MS Mincho" w:cs="MS Mincho" w:eastAsia="MS Mincho" w:hAnsi="MS Mincho"/>
+          <w:b/>
+          <w:bCs/>
+          <w:color w:val="000000"/>
+          <w:sz w:val="18"/>
+          <w:szCs w:val="18"/>
+        </w:rPr>
+        <w:t xml:space="preserve">QRは 招聘支援指南 にログインした状態でしか書き出せません。</w:t>
+      </w:r>
+      <w:r>
+        <w:rPr>
+          <w:rFonts w:ascii="MS Mincho" w:cs="MS Mincho" w:eastAsia="MS Mincho" w:hAnsi="MS Mincho"/>
+          <w:b w:val="false"/>
+          <w:bCs w:val="false"/>
+          <w:color w:val="000000"/>
+          <w:sz w:val="18"/>
+          <w:szCs w:val="18"/>
+        </w:rPr>
+        <w:t xml:space="preserve"> オーナーの個人アカウントから書き出すと、求職者が別人を友だち追加します。確認は「友だちに追加の画面が出るか」では足りず、</w:t>
+      </w:r>
+      <w:r>
+        <w:rPr>
+          <w:rFonts w:ascii="MS Mincho" w:cs="MS Mincho" w:eastAsia="MS Mincho" w:hAnsi="MS Mincho"/>
+          <w:b/>
+          <w:bCs/>
+          <w:color w:val="000000"/>
+          <w:sz w:val="18"/>
+          <w:szCs w:val="18"/>
+        </w:rPr>
+        <w:t xml:space="preserve">表示名が 招聘支援指南 であること</w:t>
+      </w:r>
+      <w:r>
+        <w:rPr>
+          <w:rFonts w:ascii="MS Mincho" w:cs="MS Mincho" w:eastAsia="MS Mincho" w:hAnsi="MS Mincho"/>
+          <w:b w:val="false"/>
+          <w:bCs w:val="false"/>
+          <w:color w:val="000000"/>
+          <w:sz w:val="18"/>
+          <w:szCs w:val="18"/>
+        </w:rPr>
+        <w:t xml:space="preserve">まで見てください（別アカウントのQRでも同じ画面が出ます）</w:t>
       </w:r>
     </w:p>
     <w:p>
